--- a/РПЗ/IU5-56B Turskov Report_OLD.docx
+++ b/РПЗ/IU5-56B Turskov Report_OLD.docx
@@ -1837,6 +1837,7 @@
       </w:pPr>
       <w:r>
         <w:rPr>
+          <w:noProof/>
           <w:color w:val="000000" w:themeColor="text1"/>
           <w:sz w:val="28"/>
           <w:szCs w:val="28"/>
@@ -2633,7 +2634,7 @@
           <w:lang w:val="en-US"/>
         </w:rPr>
         <w:drawing>
-          <wp:inline distT="0" distB="0" distL="0" distR="0" wp14:anchorId="0F46A19B" wp14:editId="423748FD">
+          <wp:inline distT="0" distB="0" distL="0" distR="0" wp14:anchorId="0F46A19B" wp14:editId="45FED427">
             <wp:extent cx="5936615" cy="3733217"/>
             <wp:effectExtent l="0" t="0" r="0" b="635"/>
             <wp:docPr id="1370944553" name="Рисунок 1"/>
@@ -2997,7 +2998,7 @@
         </w:rPr>
         <w:lastRenderedPageBreak/>
         <w:drawing>
-          <wp:inline distT="0" distB="0" distL="0" distR="0" wp14:anchorId="09EDBC5E" wp14:editId="3E04CDFA">
+          <wp:inline distT="0" distB="0" distL="0" distR="0" wp14:anchorId="09EDBC5E" wp14:editId="4D8068ED">
             <wp:extent cx="5355342" cy="5548730"/>
             <wp:effectExtent l="0" t="0" r="4445" b="1270"/>
             <wp:docPr id="877628824" name="Рисунок 1"/>
@@ -6370,16 +6371,7 @@
               <w:szCs w:val="28"/>
               <w:lang w:val="en-US"/>
             </w:rPr>
-            <m:t>9</m:t>
-          </m:r>
-          <m:r>
-            <w:rPr>
-              <w:rFonts w:ascii="Cambria Math" w:hAnsi="Cambria Math"/>
-              <w:sz w:val="28"/>
-              <w:szCs w:val="28"/>
-              <w:lang w:val="en-US"/>
-            </w:rPr>
-            <m:t>+5</m:t>
+            <m:t>9+5</m:t>
           </m:r>
           <m:r>
             <w:rPr>
@@ -6418,16 +6410,7 @@
                   <w:szCs w:val="28"/>
                   <w:lang w:val="en-US"/>
                 </w:rPr>
-                <m:t>87</m:t>
-              </m:r>
-              <m:r>
-                <w:rPr>
-                  <w:rFonts w:ascii="Cambria Math" w:hAnsi="Cambria Math"/>
-                  <w:sz w:val="28"/>
-                  <w:szCs w:val="28"/>
-                  <w:lang w:val="en-US"/>
-                </w:rPr>
-                <m:t>+3×3</m:t>
+                <m:t>87+3×3</m:t>
               </m:r>
               <m:r>
                 <w:rPr>
@@ -6454,15 +6437,7 @@
               <w:sz w:val="28"/>
               <w:szCs w:val="28"/>
             </w:rPr>
-            <m:t>11</m:t>
-          </m:r>
-          <m:r>
-            <w:rPr>
-              <w:rFonts w:ascii="Cambria Math" w:hAnsi="Cambria Math"/>
-              <w:sz w:val="28"/>
-              <w:szCs w:val="28"/>
-            </w:rPr>
-            <m:t>7</m:t>
+            <m:t>117</m:t>
           </m:r>
           <m:r>
             <w:rPr>
@@ -10739,6 +10714,7 @@
                 <w:bCs/>
                 <w:sz w:val="28"/>
                 <w:szCs w:val="28"/>
+                <w:lang w:val="en-US"/>
               </w:rPr>
             </w:pPr>
             <w:r>
@@ -10763,6 +10739,7 @@
                 <w:bCs/>
                 <w:sz w:val="28"/>
                 <w:szCs w:val="28"/>
+                <w:lang w:val="en-US"/>
               </w:rPr>
               <w:t>4</w:t>
             </w:r>
@@ -10801,7 +10778,7 @@
                 <w:sz w:val="28"/>
                 <w:szCs w:val="28"/>
               </w:rPr>
-              <w:t>GET</w:t>
+              <w:t>PUT</w:t>
             </w:r>
           </w:p>
         </w:tc>
@@ -10915,23 +10892,23 @@
                 <w:sz w:val="28"/>
                 <w:szCs w:val="28"/>
               </w:rPr>
-              <w:t>Профиль текущего п</w:t>
-            </w:r>
-            <w:r>
-              <w:rPr>
-                <w:bCs/>
-                <w:sz w:val="28"/>
-                <w:szCs w:val="28"/>
-              </w:rPr>
-              <w:t>ациента</w:t>
-            </w:r>
-            <w:r>
-              <w:rPr>
-                <w:bCs/>
-                <w:sz w:val="28"/>
-                <w:szCs w:val="28"/>
-              </w:rPr>
-              <w:t>. Доступно авторизованным.</w:t>
+              <w:t xml:space="preserve">Изменение данных </w:t>
+            </w:r>
+            <w:r>
+              <w:rPr>
+                <w:bCs/>
+                <w:sz w:val="28"/>
+                <w:szCs w:val="28"/>
+              </w:rPr>
+              <w:t>пациента</w:t>
+            </w:r>
+            <w:r>
+              <w:rPr>
+                <w:bCs/>
+                <w:sz w:val="28"/>
+                <w:szCs w:val="28"/>
+              </w:rPr>
+              <w:t xml:space="preserve"> (логин/пароль). Доступно авторизованным.</w:t>
             </w:r>
           </w:p>
         </w:tc>
@@ -10960,16 +10937,27 @@
                 <w:bCs/>
                 <w:sz w:val="28"/>
                 <w:szCs w:val="28"/>
+                <w:lang w:val="en-US"/>
               </w:rPr>
             </w:pPr>
+            <w:r>
+              <w:rPr>
+                <w:bCs/>
+                <w:sz w:val="28"/>
+                <w:szCs w:val="28"/>
+                <w:lang w:val="en-US"/>
+              </w:rPr>
+              <w:t>Authorization: Bearer &lt;</w:t>
+            </w:r>
             <w:proofErr w:type="spellStart"/>
             <w:r>
               <w:rPr>
                 <w:bCs/>
                 <w:sz w:val="28"/>
                 <w:szCs w:val="28"/>
-              </w:rPr>
-              <w:t>Authorization</w:t>
+                <w:lang w:val="en-US"/>
+              </w:rPr>
+              <w:t>jwt</w:t>
             </w:r>
             <w:proofErr w:type="spellEnd"/>
             <w:r>
@@ -10977,44 +10965,115 @@
                 <w:bCs/>
                 <w:sz w:val="28"/>
                 <w:szCs w:val="28"/>
-              </w:rPr>
-              <w:t xml:space="preserve">: </w:t>
-            </w:r>
-            <w:proofErr w:type="spellStart"/>
-            <w:r>
-              <w:rPr>
-                <w:bCs/>
-                <w:sz w:val="28"/>
-                <w:szCs w:val="28"/>
-              </w:rPr>
-              <w:t>Bearer</w:t>
-            </w:r>
-            <w:proofErr w:type="spellEnd"/>
-            <w:r>
-              <w:rPr>
-                <w:bCs/>
-                <w:sz w:val="28"/>
-                <w:szCs w:val="28"/>
-              </w:rPr>
-              <w:t xml:space="preserve"> &lt;</w:t>
-            </w:r>
-            <w:proofErr w:type="spellStart"/>
-            <w:r>
-              <w:rPr>
-                <w:bCs/>
-                <w:sz w:val="28"/>
-                <w:szCs w:val="28"/>
-              </w:rPr>
-              <w:t>jwt</w:t>
-            </w:r>
-            <w:proofErr w:type="spellEnd"/>
-            <w:r>
-              <w:rPr>
-                <w:bCs/>
-                <w:sz w:val="28"/>
-                <w:szCs w:val="28"/>
-              </w:rPr>
-              <w:t>&gt;</w:t>
+                <w:lang w:val="en-US"/>
+              </w:rPr>
+              <w:t xml:space="preserve">&gt;, </w:t>
+            </w:r>
+            <w:r>
+              <w:rPr>
+                <w:bCs/>
+                <w:sz w:val="28"/>
+                <w:szCs w:val="28"/>
+                <w:lang w:val="en-US"/>
+              </w:rPr>
+              <w:t>Body</w:t>
+            </w:r>
+            <w:r>
+              <w:rPr>
+                <w:bCs/>
+                <w:sz w:val="28"/>
+                <w:szCs w:val="28"/>
+                <w:lang w:val="en-US"/>
+              </w:rPr>
+              <w:t>:</w:t>
+            </w:r>
+          </w:p>
+          <w:p>
+            <w:pPr>
+              <w:widowControl w:val="0"/>
+              <w:adjustRightInd w:val="0"/>
+              <w:spacing w:line="360" w:lineRule="auto"/>
+              <w:rPr>
+                <w:bCs/>
+                <w:sz w:val="28"/>
+                <w:szCs w:val="28"/>
+                <w:lang w:val="en-US"/>
+              </w:rPr>
+            </w:pPr>
+            <w:r>
+              <w:rPr>
+                <w:bCs/>
+                <w:sz w:val="28"/>
+                <w:szCs w:val="28"/>
+                <w:lang w:val="en-US"/>
+              </w:rPr>
+              <w:t>{</w:t>
+            </w:r>
+          </w:p>
+          <w:p>
+            <w:pPr>
+              <w:widowControl w:val="0"/>
+              <w:adjustRightInd w:val="0"/>
+              <w:spacing w:line="360" w:lineRule="auto"/>
+              <w:rPr>
+                <w:bCs/>
+                <w:sz w:val="28"/>
+                <w:szCs w:val="28"/>
+                <w:lang w:val="en-US"/>
+              </w:rPr>
+            </w:pPr>
+            <w:r>
+              <w:rPr>
+                <w:bCs/>
+                <w:sz w:val="28"/>
+                <w:szCs w:val="28"/>
+                <w:lang w:val="en-US"/>
+              </w:rPr>
+              <w:t xml:space="preserve">login: string, </w:t>
+            </w:r>
+          </w:p>
+          <w:p>
+            <w:pPr>
+              <w:widowControl w:val="0"/>
+              <w:adjustRightInd w:val="0"/>
+              <w:spacing w:line="360" w:lineRule="auto"/>
+              <w:rPr>
+                <w:bCs/>
+                <w:sz w:val="28"/>
+                <w:szCs w:val="28"/>
+                <w:lang w:val="en-US"/>
+              </w:rPr>
+            </w:pPr>
+            <w:r>
+              <w:rPr>
+                <w:bCs/>
+                <w:sz w:val="28"/>
+                <w:szCs w:val="28"/>
+                <w:lang w:val="en-US"/>
+              </w:rPr>
+              <w:t>password: string</w:t>
+            </w:r>
+          </w:p>
+          <w:p>
+            <w:pPr>
+              <w:widowControl w:val="0"/>
+              <w:adjustRightInd w:val="0"/>
+              <w:spacing w:line="360" w:lineRule="auto"/>
+              <w:rPr>
+                <w:bCs/>
+                <w:sz w:val="28"/>
+                <w:szCs w:val="28"/>
+                <w:lang w:val="en-US"/>
+              </w:rPr>
+            </w:pPr>
+            <w:r>
+              <w:rPr>
+                <w:bCs/>
+                <w:sz w:val="28"/>
+                <w:szCs w:val="28"/>
+                <w:lang w:val="en-US"/>
+              </w:rPr>
+              <w:t>}</w:t>
             </w:r>
           </w:p>
         </w:tc>
@@ -11053,91 +11112,7 @@
                 <w:szCs w:val="28"/>
                 <w:lang w:val="en-US"/>
               </w:rPr>
-              <w:t xml:space="preserve">{ </w:t>
-            </w:r>
-          </w:p>
-          <w:p>
-            <w:pPr>
-              <w:widowControl w:val="0"/>
-              <w:adjustRightInd w:val="0"/>
-              <w:spacing w:line="360" w:lineRule="auto"/>
-              <w:rPr>
-                <w:bCs/>
-                <w:sz w:val="28"/>
-                <w:szCs w:val="28"/>
-                <w:lang w:val="en-US"/>
-              </w:rPr>
-            </w:pPr>
-            <w:r>
-              <w:rPr>
-                <w:bCs/>
-                <w:sz w:val="28"/>
-                <w:szCs w:val="28"/>
-                <w:lang w:val="en-US"/>
-              </w:rPr>
-              <w:t xml:space="preserve">id: </w:t>
-            </w:r>
-            <w:proofErr w:type="spellStart"/>
-            <w:r>
-              <w:rPr>
-                <w:bCs/>
-                <w:sz w:val="28"/>
-                <w:szCs w:val="28"/>
-                <w:lang w:val="en-US"/>
-              </w:rPr>
-              <w:t>uint</w:t>
-            </w:r>
-            <w:proofErr w:type="spellEnd"/>
-            <w:r>
-              <w:rPr>
-                <w:bCs/>
-                <w:sz w:val="28"/>
-                <w:szCs w:val="28"/>
-                <w:lang w:val="en-US"/>
-              </w:rPr>
-              <w:t xml:space="preserve">, login: string, </w:t>
-            </w:r>
-            <w:proofErr w:type="spellStart"/>
-            <w:r>
-              <w:rPr>
-                <w:bCs/>
-                <w:sz w:val="28"/>
-                <w:szCs w:val="28"/>
-                <w:lang w:val="en-US"/>
-              </w:rPr>
-              <w:t>is_moderator</w:t>
-            </w:r>
-            <w:proofErr w:type="spellEnd"/>
-            <w:r>
-              <w:rPr>
-                <w:bCs/>
-                <w:sz w:val="28"/>
-                <w:szCs w:val="28"/>
-                <w:lang w:val="en-US"/>
-              </w:rPr>
-              <w:t xml:space="preserve">: bool </w:t>
-            </w:r>
-          </w:p>
-          <w:p>
-            <w:pPr>
-              <w:widowControl w:val="0"/>
-              <w:adjustRightInd w:val="0"/>
-              <w:spacing w:line="360" w:lineRule="auto"/>
-              <w:rPr>
-                <w:bCs/>
-                <w:sz w:val="28"/>
-                <w:szCs w:val="28"/>
-                <w:lang w:val="en-US"/>
-              </w:rPr>
-            </w:pPr>
-            <w:r>
-              <w:rPr>
-                <w:bCs/>
-                <w:sz w:val="28"/>
-                <w:szCs w:val="28"/>
-                <w:lang w:val="en-US"/>
-              </w:rPr>
-              <w:t>}</w:t>
+              <w:t>201 Created</w:t>
             </w:r>
           </w:p>
         </w:tc>
@@ -11168,6 +11143,7 @@
                 <w:bCs/>
                 <w:sz w:val="28"/>
                 <w:szCs w:val="28"/>
+                <w:lang w:val="en-US"/>
               </w:rPr>
             </w:pPr>
             <w:r>
@@ -11191,6 +11167,7 @@
                 <w:bCs/>
                 <w:sz w:val="28"/>
                 <w:szCs w:val="28"/>
+                <w:lang w:val="en-US"/>
               </w:rPr>
               <w:t>5</w:t>
             </w:r>
@@ -11229,7 +11206,7 @@
                 <w:sz w:val="28"/>
                 <w:szCs w:val="28"/>
               </w:rPr>
-              <w:t>PUT</w:t>
+              <w:t>GET</w:t>
             </w:r>
           </w:p>
         </w:tc>
@@ -11343,23 +11320,23 @@
                 <w:sz w:val="28"/>
                 <w:szCs w:val="28"/>
               </w:rPr>
-              <w:t xml:space="preserve">Изменение данных </w:t>
-            </w:r>
-            <w:r>
-              <w:rPr>
-                <w:bCs/>
-                <w:sz w:val="28"/>
-                <w:szCs w:val="28"/>
-              </w:rPr>
-              <w:t>пациента</w:t>
-            </w:r>
-            <w:r>
-              <w:rPr>
-                <w:bCs/>
-                <w:sz w:val="28"/>
-                <w:szCs w:val="28"/>
-              </w:rPr>
-              <w:t xml:space="preserve"> (логин/пароль). Доступно авторизованным.</w:t>
+              <w:t>Профиль текущего п</w:t>
+            </w:r>
+            <w:r>
+              <w:rPr>
+                <w:bCs/>
+                <w:sz w:val="28"/>
+                <w:szCs w:val="28"/>
+              </w:rPr>
+              <w:t>ациента</w:t>
+            </w:r>
+            <w:r>
+              <w:rPr>
+                <w:bCs/>
+                <w:sz w:val="28"/>
+                <w:szCs w:val="28"/>
+              </w:rPr>
+              <w:t>. Доступно авторизованным.</w:t>
             </w:r>
           </w:p>
         </w:tc>
@@ -11391,22 +11368,48 @@
                 <w:lang w:val="en-US"/>
               </w:rPr>
             </w:pPr>
-            <w:r>
-              <w:rPr>
-                <w:bCs/>
-                <w:sz w:val="28"/>
-                <w:szCs w:val="28"/>
-                <w:lang w:val="en-US"/>
-              </w:rPr>
-              <w:t>Authorization: Bearer &lt;</w:t>
-            </w:r>
             <w:proofErr w:type="spellStart"/>
             <w:r>
               <w:rPr>
                 <w:bCs/>
                 <w:sz w:val="28"/>
                 <w:szCs w:val="28"/>
-                <w:lang w:val="en-US"/>
+              </w:rPr>
+              <w:t>Authorization</w:t>
+            </w:r>
+            <w:proofErr w:type="spellEnd"/>
+            <w:r>
+              <w:rPr>
+                <w:bCs/>
+                <w:sz w:val="28"/>
+                <w:szCs w:val="28"/>
+              </w:rPr>
+              <w:t xml:space="preserve">: </w:t>
+            </w:r>
+            <w:proofErr w:type="spellStart"/>
+            <w:r>
+              <w:rPr>
+                <w:bCs/>
+                <w:sz w:val="28"/>
+                <w:szCs w:val="28"/>
+              </w:rPr>
+              <w:t>Bearer</w:t>
+            </w:r>
+            <w:proofErr w:type="spellEnd"/>
+            <w:r>
+              <w:rPr>
+                <w:bCs/>
+                <w:sz w:val="28"/>
+                <w:szCs w:val="28"/>
+              </w:rPr>
+              <w:t xml:space="preserve"> &lt;</w:t>
+            </w:r>
+            <w:proofErr w:type="spellStart"/>
+            <w:r>
+              <w:rPr>
+                <w:bCs/>
+                <w:sz w:val="28"/>
+                <w:szCs w:val="28"/>
               </w:rPr>
               <w:t>jwt</w:t>
             </w:r>
@@ -11416,115 +11419,8 @@
                 <w:bCs/>
                 <w:sz w:val="28"/>
                 <w:szCs w:val="28"/>
-                <w:lang w:val="en-US"/>
-              </w:rPr>
-              <w:t xml:space="preserve">&gt;, </w:t>
-            </w:r>
-            <w:r>
-              <w:rPr>
-                <w:bCs/>
-                <w:sz w:val="28"/>
-                <w:szCs w:val="28"/>
-                <w:lang w:val="en-US"/>
-              </w:rPr>
-              <w:t>Body</w:t>
-            </w:r>
-            <w:r>
-              <w:rPr>
-                <w:bCs/>
-                <w:sz w:val="28"/>
-                <w:szCs w:val="28"/>
-                <w:lang w:val="en-US"/>
-              </w:rPr>
-              <w:t>:</w:t>
-            </w:r>
-          </w:p>
-          <w:p>
-            <w:pPr>
-              <w:widowControl w:val="0"/>
-              <w:adjustRightInd w:val="0"/>
-              <w:spacing w:line="360" w:lineRule="auto"/>
-              <w:rPr>
-                <w:bCs/>
-                <w:sz w:val="28"/>
-                <w:szCs w:val="28"/>
-                <w:lang w:val="en-US"/>
-              </w:rPr>
-            </w:pPr>
-            <w:r>
-              <w:rPr>
-                <w:bCs/>
-                <w:sz w:val="28"/>
-                <w:szCs w:val="28"/>
-                <w:lang w:val="en-US"/>
-              </w:rPr>
-              <w:t>{</w:t>
-            </w:r>
-          </w:p>
-          <w:p>
-            <w:pPr>
-              <w:widowControl w:val="0"/>
-              <w:adjustRightInd w:val="0"/>
-              <w:spacing w:line="360" w:lineRule="auto"/>
-              <w:rPr>
-                <w:bCs/>
-                <w:sz w:val="28"/>
-                <w:szCs w:val="28"/>
-                <w:lang w:val="en-US"/>
-              </w:rPr>
-            </w:pPr>
-            <w:r>
-              <w:rPr>
-                <w:bCs/>
-                <w:sz w:val="28"/>
-                <w:szCs w:val="28"/>
-                <w:lang w:val="en-US"/>
-              </w:rPr>
-              <w:t xml:space="preserve">login: string, </w:t>
-            </w:r>
-          </w:p>
-          <w:p>
-            <w:pPr>
-              <w:widowControl w:val="0"/>
-              <w:adjustRightInd w:val="0"/>
-              <w:spacing w:line="360" w:lineRule="auto"/>
-              <w:rPr>
-                <w:bCs/>
-                <w:sz w:val="28"/>
-                <w:szCs w:val="28"/>
-                <w:lang w:val="en-US"/>
-              </w:rPr>
-            </w:pPr>
-            <w:r>
-              <w:rPr>
-                <w:bCs/>
-                <w:sz w:val="28"/>
-                <w:szCs w:val="28"/>
-                <w:lang w:val="en-US"/>
-              </w:rPr>
-              <w:t>password: string</w:t>
-            </w:r>
-          </w:p>
-          <w:p>
-            <w:pPr>
-              <w:widowControl w:val="0"/>
-              <w:adjustRightInd w:val="0"/>
-              <w:spacing w:line="360" w:lineRule="auto"/>
-              <w:rPr>
-                <w:bCs/>
-                <w:sz w:val="28"/>
-                <w:szCs w:val="28"/>
-                <w:lang w:val="en-US"/>
-              </w:rPr>
-            </w:pPr>
-            <w:r>
-              <w:rPr>
-                <w:bCs/>
-                <w:sz w:val="28"/>
-                <w:szCs w:val="28"/>
-                <w:lang w:val="en-US"/>
-              </w:rPr>
-              <w:t>}</w:t>
+              </w:rPr>
+              <w:t>&gt;</w:t>
             </w:r>
           </w:p>
         </w:tc>
@@ -11563,7 +11459,91 @@
                 <w:szCs w:val="28"/>
                 <w:lang w:val="en-US"/>
               </w:rPr>
-              <w:t>201 Created</w:t>
+              <w:t xml:space="preserve">{ </w:t>
+            </w:r>
+          </w:p>
+          <w:p>
+            <w:pPr>
+              <w:widowControl w:val="0"/>
+              <w:adjustRightInd w:val="0"/>
+              <w:spacing w:line="360" w:lineRule="auto"/>
+              <w:rPr>
+                <w:bCs/>
+                <w:sz w:val="28"/>
+                <w:szCs w:val="28"/>
+                <w:lang w:val="en-US"/>
+              </w:rPr>
+            </w:pPr>
+            <w:r>
+              <w:rPr>
+                <w:bCs/>
+                <w:sz w:val="28"/>
+                <w:szCs w:val="28"/>
+                <w:lang w:val="en-US"/>
+              </w:rPr>
+              <w:t xml:space="preserve">id: </w:t>
+            </w:r>
+            <w:proofErr w:type="spellStart"/>
+            <w:r>
+              <w:rPr>
+                <w:bCs/>
+                <w:sz w:val="28"/>
+                <w:szCs w:val="28"/>
+                <w:lang w:val="en-US"/>
+              </w:rPr>
+              <w:t>uint</w:t>
+            </w:r>
+            <w:proofErr w:type="spellEnd"/>
+            <w:r>
+              <w:rPr>
+                <w:bCs/>
+                <w:sz w:val="28"/>
+                <w:szCs w:val="28"/>
+                <w:lang w:val="en-US"/>
+              </w:rPr>
+              <w:t xml:space="preserve">, login: string, </w:t>
+            </w:r>
+            <w:proofErr w:type="spellStart"/>
+            <w:r>
+              <w:rPr>
+                <w:bCs/>
+                <w:sz w:val="28"/>
+                <w:szCs w:val="28"/>
+                <w:lang w:val="en-US"/>
+              </w:rPr>
+              <w:t>is_moderator</w:t>
+            </w:r>
+            <w:proofErr w:type="spellEnd"/>
+            <w:r>
+              <w:rPr>
+                <w:bCs/>
+                <w:sz w:val="28"/>
+                <w:szCs w:val="28"/>
+                <w:lang w:val="en-US"/>
+              </w:rPr>
+              <w:t xml:space="preserve">: bool </w:t>
+            </w:r>
+          </w:p>
+          <w:p>
+            <w:pPr>
+              <w:widowControl w:val="0"/>
+              <w:adjustRightInd w:val="0"/>
+              <w:spacing w:line="360" w:lineRule="auto"/>
+              <w:rPr>
+                <w:bCs/>
+                <w:sz w:val="28"/>
+                <w:szCs w:val="28"/>
+                <w:lang w:val="en-US"/>
+              </w:rPr>
+            </w:pPr>
+            <w:r>
+              <w:rPr>
+                <w:bCs/>
+                <w:sz w:val="28"/>
+                <w:szCs w:val="28"/>
+                <w:lang w:val="en-US"/>
+              </w:rPr>
+              <w:t>}</w:t>
             </w:r>
           </w:p>
         </w:tc>
@@ -13136,6 +13116,7 @@
                 <w:bCs/>
                 <w:sz w:val="28"/>
                 <w:szCs w:val="28"/>
+                <w:lang w:val="en-US"/>
               </w:rPr>
             </w:pPr>
             <w:r>
@@ -13159,6 +13140,7 @@
                 <w:bCs/>
                 <w:sz w:val="28"/>
                 <w:szCs w:val="28"/>
+                <w:lang w:val="en-US"/>
               </w:rPr>
               <w:t>9</w:t>
             </w:r>
@@ -13197,7 +13179,7 @@
                 <w:sz w:val="28"/>
                 <w:szCs w:val="28"/>
               </w:rPr>
-              <w:t>PUT</w:t>
+              <w:t>DELETE</w:t>
             </w:r>
           </w:p>
         </w:tc>
@@ -13319,7 +13301,7 @@
                 <w:sz w:val="28"/>
                 <w:szCs w:val="28"/>
               </w:rPr>
-              <w:t xml:space="preserve">Изменить поля услуги. Доступно </w:t>
+              <w:t xml:space="preserve">Удалить услугу (встроенное удаление изображения). Доступно </w:t>
             </w:r>
             <w:r>
               <w:rPr>
@@ -13438,177 +13420,6 @@
               <w:t xml:space="preserve"> }</w:t>
             </w:r>
             <w:proofErr w:type="gramEnd"/>
-            <w:r>
-              <w:rPr>
-                <w:bCs/>
-                <w:sz w:val="28"/>
-                <w:szCs w:val="28"/>
-                <w:lang w:val="en-US"/>
-              </w:rPr>
-              <w:t xml:space="preserve">, </w:t>
-            </w:r>
-            <w:r>
-              <w:rPr>
-                <w:bCs/>
-                <w:sz w:val="28"/>
-                <w:szCs w:val="28"/>
-                <w:lang w:val="en-US"/>
-              </w:rPr>
-              <w:t>Body</w:t>
-            </w:r>
-            <w:r>
-              <w:rPr>
-                <w:bCs/>
-                <w:sz w:val="28"/>
-                <w:szCs w:val="28"/>
-                <w:lang w:val="en-US"/>
-              </w:rPr>
-              <w:t xml:space="preserve">: { </w:t>
-            </w:r>
-          </w:p>
-          <w:p>
-            <w:pPr>
-              <w:widowControl w:val="0"/>
-              <w:adjustRightInd w:val="0"/>
-              <w:spacing w:line="360" w:lineRule="auto"/>
-              <w:rPr>
-                <w:bCs/>
-                <w:sz w:val="28"/>
-                <w:szCs w:val="28"/>
-                <w:lang w:val="en-US"/>
-              </w:rPr>
-            </w:pPr>
-            <w:r>
-              <w:rPr>
-                <w:bCs/>
-                <w:sz w:val="28"/>
-                <w:szCs w:val="28"/>
-                <w:lang w:val="en-US"/>
-              </w:rPr>
-              <w:t xml:space="preserve">code: string, name: string, description: string, duration: string, </w:t>
-            </w:r>
-            <w:proofErr w:type="spellStart"/>
-            <w:r>
-              <w:rPr>
-                <w:bCs/>
-                <w:sz w:val="28"/>
-                <w:szCs w:val="28"/>
-                <w:lang w:val="en-US"/>
-              </w:rPr>
-              <w:t>image_url</w:t>
-            </w:r>
-            <w:proofErr w:type="spellEnd"/>
-            <w:r>
-              <w:rPr>
-                <w:bCs/>
-                <w:sz w:val="28"/>
-                <w:szCs w:val="28"/>
-                <w:lang w:val="en-US"/>
-              </w:rPr>
-              <w:t xml:space="preserve">: string, </w:t>
-            </w:r>
-            <w:proofErr w:type="spellStart"/>
-            <w:r>
-              <w:rPr>
-                <w:bCs/>
-                <w:sz w:val="28"/>
-                <w:szCs w:val="28"/>
-                <w:lang w:val="en-US"/>
-              </w:rPr>
-              <w:t>home_visit</w:t>
-            </w:r>
-            <w:proofErr w:type="spellEnd"/>
-            <w:r>
-              <w:rPr>
-                <w:bCs/>
-                <w:sz w:val="28"/>
-                <w:szCs w:val="28"/>
-                <w:lang w:val="en-US"/>
-              </w:rPr>
-              <w:t xml:space="preserve">: bool, unit: string, </w:t>
-            </w:r>
-            <w:proofErr w:type="spellStart"/>
-            <w:r>
-              <w:rPr>
-                <w:bCs/>
-                <w:sz w:val="28"/>
-                <w:szCs w:val="28"/>
-                <w:lang w:val="en-US"/>
-              </w:rPr>
-              <w:t>ref_low</w:t>
-            </w:r>
-            <w:proofErr w:type="spellEnd"/>
-            <w:r>
-              <w:rPr>
-                <w:bCs/>
-                <w:sz w:val="28"/>
-                <w:szCs w:val="28"/>
-                <w:lang w:val="en-US"/>
-              </w:rPr>
-              <w:t xml:space="preserve">: number, </w:t>
-            </w:r>
-            <w:proofErr w:type="spellStart"/>
-            <w:r>
-              <w:rPr>
-                <w:bCs/>
-                <w:sz w:val="28"/>
-                <w:szCs w:val="28"/>
-                <w:lang w:val="en-US"/>
-              </w:rPr>
-              <w:t>ref_</w:t>
-            </w:r>
-            <w:proofErr w:type="gramStart"/>
-            <w:r>
-              <w:rPr>
-                <w:bCs/>
-                <w:sz w:val="28"/>
-                <w:szCs w:val="28"/>
-                <w:lang w:val="en-US"/>
-              </w:rPr>
-              <w:t>high</w:t>
-            </w:r>
-            <w:proofErr w:type="spellEnd"/>
-            <w:r>
-              <w:rPr>
-                <w:bCs/>
-                <w:sz w:val="28"/>
-                <w:szCs w:val="28"/>
-                <w:lang w:val="en-US"/>
-              </w:rPr>
-              <w:t>?:</w:t>
-            </w:r>
-            <w:proofErr w:type="gramEnd"/>
-            <w:r>
-              <w:rPr>
-                <w:bCs/>
-                <w:sz w:val="28"/>
-                <w:szCs w:val="28"/>
-                <w:lang w:val="en-US"/>
-              </w:rPr>
-              <w:t xml:space="preserve"> number </w:t>
-            </w:r>
-          </w:p>
-          <w:p>
-            <w:pPr>
-              <w:widowControl w:val="0"/>
-              <w:adjustRightInd w:val="0"/>
-              <w:spacing w:line="360" w:lineRule="auto"/>
-              <w:rPr>
-                <w:bCs/>
-                <w:sz w:val="28"/>
-                <w:szCs w:val="28"/>
-                <w:lang w:val="en-US"/>
-              </w:rPr>
-            </w:pPr>
-            <w:r>
-              <w:rPr>
-                <w:bCs/>
-                <w:sz w:val="28"/>
-                <w:szCs w:val="28"/>
-                <w:lang w:val="en-US"/>
-              </w:rPr>
-              <w:t>}</w:t>
-            </w:r>
           </w:p>
         </w:tc>
         <w:tc>
@@ -13675,6 +13486,7 @@
                 <w:bCs/>
                 <w:sz w:val="28"/>
                 <w:szCs w:val="28"/>
+                <w:lang w:val="en-US"/>
               </w:rPr>
             </w:pPr>
             <w:r>
@@ -13691,13 +13503,14 @@
                 <w:sz w:val="28"/>
                 <w:szCs w:val="28"/>
               </w:rPr>
-              <w:t>.1.1</w:t>
-            </w:r>
-            <w:r>
-              <w:rPr>
-                <w:bCs/>
-                <w:sz w:val="28"/>
-                <w:szCs w:val="28"/>
+              <w:t>.1.</w:t>
+            </w:r>
+            <w:r>
+              <w:rPr>
+                <w:bCs/>
+                <w:sz w:val="28"/>
+                <w:szCs w:val="28"/>
+                <w:lang w:val="en-US"/>
               </w:rPr>
               <w:t>0</w:t>
             </w:r>
@@ -13736,7 +13549,7 @@
                 <w:sz w:val="28"/>
                 <w:szCs w:val="28"/>
               </w:rPr>
-              <w:t>DELETE</w:t>
+              <w:t>PUT</w:t>
             </w:r>
           </w:p>
         </w:tc>
@@ -13858,16 +13671,7 @@
                 <w:sz w:val="28"/>
                 <w:szCs w:val="28"/>
               </w:rPr>
-              <w:t xml:space="preserve">Удалить услугу (встроенное удаление изображения). </w:t>
-            </w:r>
-            <w:r>
-              <w:rPr>
-                <w:bCs/>
-                <w:sz w:val="28"/>
-                <w:szCs w:val="28"/>
-              </w:rPr>
-              <w:lastRenderedPageBreak/>
-              <w:t xml:space="preserve">Доступно </w:t>
+              <w:t xml:space="preserve">Изменить поля услуги. Доступно </w:t>
             </w:r>
             <w:r>
               <w:rPr>
@@ -13922,7 +13726,6 @@
                 <w:szCs w:val="28"/>
                 <w:lang w:val="en-US"/>
               </w:rPr>
-              <w:lastRenderedPageBreak/>
               <w:t>Authorization: Bearer &lt;</w:t>
             </w:r>
             <w:proofErr w:type="spellStart"/>
@@ -13987,6 +13790,178 @@
               <w:t xml:space="preserve"> }</w:t>
             </w:r>
             <w:proofErr w:type="gramEnd"/>
+            <w:r>
+              <w:rPr>
+                <w:bCs/>
+                <w:sz w:val="28"/>
+                <w:szCs w:val="28"/>
+                <w:lang w:val="en-US"/>
+              </w:rPr>
+              <w:t xml:space="preserve">, </w:t>
+            </w:r>
+            <w:r>
+              <w:rPr>
+                <w:bCs/>
+                <w:sz w:val="28"/>
+                <w:szCs w:val="28"/>
+                <w:lang w:val="en-US"/>
+              </w:rPr>
+              <w:t>Body</w:t>
+            </w:r>
+            <w:r>
+              <w:rPr>
+                <w:bCs/>
+                <w:sz w:val="28"/>
+                <w:szCs w:val="28"/>
+                <w:lang w:val="en-US"/>
+              </w:rPr>
+              <w:t xml:space="preserve">: { </w:t>
+            </w:r>
+          </w:p>
+          <w:p>
+            <w:pPr>
+              <w:widowControl w:val="0"/>
+              <w:adjustRightInd w:val="0"/>
+              <w:spacing w:line="360" w:lineRule="auto"/>
+              <w:rPr>
+                <w:bCs/>
+                <w:sz w:val="28"/>
+                <w:szCs w:val="28"/>
+                <w:lang w:val="en-US"/>
+              </w:rPr>
+            </w:pPr>
+            <w:r>
+              <w:rPr>
+                <w:bCs/>
+                <w:sz w:val="28"/>
+                <w:szCs w:val="28"/>
+                <w:lang w:val="en-US"/>
+              </w:rPr>
+              <w:t xml:space="preserve">code: string, name: string, description: string, duration: string, </w:t>
+            </w:r>
+            <w:proofErr w:type="spellStart"/>
+            <w:r>
+              <w:rPr>
+                <w:bCs/>
+                <w:sz w:val="28"/>
+                <w:szCs w:val="28"/>
+                <w:lang w:val="en-US"/>
+              </w:rPr>
+              <w:t>image_url</w:t>
+            </w:r>
+            <w:proofErr w:type="spellEnd"/>
+            <w:r>
+              <w:rPr>
+                <w:bCs/>
+                <w:sz w:val="28"/>
+                <w:szCs w:val="28"/>
+                <w:lang w:val="en-US"/>
+              </w:rPr>
+              <w:t xml:space="preserve">: string, </w:t>
+            </w:r>
+            <w:proofErr w:type="spellStart"/>
+            <w:r>
+              <w:rPr>
+                <w:bCs/>
+                <w:sz w:val="28"/>
+                <w:szCs w:val="28"/>
+                <w:lang w:val="en-US"/>
+              </w:rPr>
+              <w:t>home_visit</w:t>
+            </w:r>
+            <w:proofErr w:type="spellEnd"/>
+            <w:r>
+              <w:rPr>
+                <w:bCs/>
+                <w:sz w:val="28"/>
+                <w:szCs w:val="28"/>
+                <w:lang w:val="en-US"/>
+              </w:rPr>
+              <w:t xml:space="preserve">: bool, unit: string, </w:t>
+            </w:r>
+            <w:proofErr w:type="spellStart"/>
+            <w:r>
+              <w:rPr>
+                <w:bCs/>
+                <w:sz w:val="28"/>
+                <w:szCs w:val="28"/>
+                <w:lang w:val="en-US"/>
+              </w:rPr>
+              <w:t>ref_low</w:t>
+            </w:r>
+            <w:proofErr w:type="spellEnd"/>
+            <w:r>
+              <w:rPr>
+                <w:bCs/>
+                <w:sz w:val="28"/>
+                <w:szCs w:val="28"/>
+                <w:lang w:val="en-US"/>
+              </w:rPr>
+              <w:t xml:space="preserve">: number, </w:t>
+            </w:r>
+            <w:proofErr w:type="spellStart"/>
+            <w:r>
+              <w:rPr>
+                <w:bCs/>
+                <w:sz w:val="28"/>
+                <w:szCs w:val="28"/>
+                <w:lang w:val="en-US"/>
+              </w:rPr>
+              <w:t>ref_</w:t>
+            </w:r>
+            <w:proofErr w:type="gramStart"/>
+            <w:r>
+              <w:rPr>
+                <w:bCs/>
+                <w:sz w:val="28"/>
+                <w:szCs w:val="28"/>
+                <w:lang w:val="en-US"/>
+              </w:rPr>
+              <w:t>high</w:t>
+            </w:r>
+            <w:proofErr w:type="spellEnd"/>
+            <w:r>
+              <w:rPr>
+                <w:bCs/>
+                <w:sz w:val="28"/>
+                <w:szCs w:val="28"/>
+                <w:lang w:val="en-US"/>
+              </w:rPr>
+              <w:t>?:</w:t>
+            </w:r>
+            <w:proofErr w:type="gramEnd"/>
+            <w:r>
+              <w:rPr>
+                <w:bCs/>
+                <w:sz w:val="28"/>
+                <w:szCs w:val="28"/>
+                <w:lang w:val="en-US"/>
+              </w:rPr>
+              <w:t xml:space="preserve"> number </w:t>
+            </w:r>
+          </w:p>
+          <w:p>
+            <w:pPr>
+              <w:widowControl w:val="0"/>
+              <w:adjustRightInd w:val="0"/>
+              <w:spacing w:line="360" w:lineRule="auto"/>
+              <w:rPr>
+                <w:bCs/>
+                <w:sz w:val="28"/>
+                <w:szCs w:val="28"/>
+                <w:lang w:val="en-US"/>
+              </w:rPr>
+            </w:pPr>
+            <w:r>
+              <w:rPr>
+                <w:bCs/>
+                <w:sz w:val="28"/>
+                <w:szCs w:val="28"/>
+                <w:lang w:val="en-US"/>
+              </w:rPr>
+              <w:lastRenderedPageBreak/>
+              <w:t>}</w:t>
+            </w:r>
           </w:p>
         </w:tc>
         <w:tc>
@@ -14022,6 +13997,7 @@
                 <w:sz w:val="28"/>
                 <w:szCs w:val="28"/>
               </w:rPr>
+              <w:lastRenderedPageBreak/>
               <w:t>200 OK</w:t>
             </w:r>
           </w:p>
@@ -14912,6 +14888,7 @@
                 <w:bCs/>
                 <w:sz w:val="28"/>
                 <w:szCs w:val="28"/>
+                <w:lang w:val="en-US"/>
               </w:rPr>
             </w:pPr>
             <w:r>
@@ -14935,6 +14912,7 @@
                 <w:bCs/>
                 <w:sz w:val="28"/>
                 <w:szCs w:val="28"/>
+                <w:lang w:val="en-US"/>
               </w:rPr>
               <w:t>3</w:t>
             </w:r>
@@ -15032,24 +15010,6 @@
                 <w:szCs w:val="28"/>
               </w:rPr>
               <w:t>pankreatitorders</w:t>
-            </w:r>
-            <w:proofErr w:type="spellEnd"/>
-            <w:r>
-              <w:rPr>
-                <w:bCs/>
-                <w:sz w:val="28"/>
-                <w:szCs w:val="28"/>
-              </w:rPr>
-              <w:t>/</w:t>
-            </w:r>
-            <w:proofErr w:type="spellStart"/>
-            <w:r>
-              <w:rPr>
-                <w:bCs/>
-                <w:sz w:val="28"/>
-                <w:szCs w:val="28"/>
-              </w:rPr>
-              <w:t>cart</w:t>
             </w:r>
             <w:proofErr w:type="spellEnd"/>
           </w:p>
@@ -15087,7 +15047,7 @@
                 <w:sz w:val="28"/>
                 <w:szCs w:val="28"/>
               </w:rPr>
-              <w:t>Иконка корзины: ID черновика и количество услуг. Доступно авторизованным.</w:t>
+              <w:t>Список заявок с фильтрацией по статусу и диапазону даты формирования. Доступно авторизованным.</w:t>
             </w:r>
           </w:p>
         </w:tc>
@@ -15116,16 +15076,27 @@
                 <w:bCs/>
                 <w:sz w:val="28"/>
                 <w:szCs w:val="28"/>
+                <w:lang w:val="en-US"/>
               </w:rPr>
             </w:pPr>
+            <w:r>
+              <w:rPr>
+                <w:bCs/>
+                <w:sz w:val="28"/>
+                <w:szCs w:val="28"/>
+                <w:lang w:val="en-US"/>
+              </w:rPr>
+              <w:t>Authorization: Bearer &lt;</w:t>
+            </w:r>
             <w:proofErr w:type="spellStart"/>
             <w:r>
               <w:rPr>
                 <w:bCs/>
                 <w:sz w:val="28"/>
                 <w:szCs w:val="28"/>
-              </w:rPr>
-              <w:t>Authorization</w:t>
+                <w:lang w:val="en-US"/>
+              </w:rPr>
+              <w:t>jwt</w:t>
             </w:r>
             <w:proofErr w:type="spellEnd"/>
             <w:r>
@@ -15133,8 +15104,29 @@
                 <w:bCs/>
                 <w:sz w:val="28"/>
                 <w:szCs w:val="28"/>
-              </w:rPr>
-              <w:t xml:space="preserve">: </w:t>
+                <w:lang w:val="en-US"/>
+              </w:rPr>
+              <w:t xml:space="preserve">&gt;, query: </w:t>
+            </w:r>
+            <w:proofErr w:type="gramStart"/>
+            <w:r>
+              <w:rPr>
+                <w:bCs/>
+                <w:sz w:val="28"/>
+                <w:szCs w:val="28"/>
+                <w:lang w:val="en-US"/>
+              </w:rPr>
+              <w:t>{ status</w:t>
+            </w:r>
+            <w:proofErr w:type="gramEnd"/>
+            <w:r>
+              <w:rPr>
+                <w:bCs/>
+                <w:sz w:val="28"/>
+                <w:szCs w:val="28"/>
+                <w:lang w:val="en-US"/>
+              </w:rPr>
+              <w:t>: '</w:t>
             </w:r>
             <w:proofErr w:type="spellStart"/>
             <w:r>
@@ -15142,8 +15134,9 @@
                 <w:bCs/>
                 <w:sz w:val="28"/>
                 <w:szCs w:val="28"/>
-              </w:rPr>
-              <w:t>Bearer</w:t>
+                <w:lang w:val="en-US"/>
+              </w:rPr>
+              <w:t>formed'|'completed'|'rejected'|'draft'|'deleted</w:t>
             </w:r>
             <w:proofErr w:type="spellEnd"/>
             <w:r>
@@ -15151,8 +15144,9 @@
                 <w:bCs/>
                 <w:sz w:val="28"/>
                 <w:szCs w:val="28"/>
-              </w:rPr>
-              <w:t xml:space="preserve"> &lt;</w:t>
+                <w:lang w:val="en-US"/>
+              </w:rPr>
+              <w:t xml:space="preserve">', </w:t>
             </w:r>
             <w:proofErr w:type="spellStart"/>
             <w:r>
@@ -15160,8 +15154,9 @@
                 <w:bCs/>
                 <w:sz w:val="28"/>
                 <w:szCs w:val="28"/>
-              </w:rPr>
-              <w:t>jwt</w:t>
+                <w:lang w:val="en-US"/>
+              </w:rPr>
+              <w:t>from_date</w:t>
             </w:r>
             <w:proofErr w:type="spellEnd"/>
             <w:r>
@@ -15169,9 +15164,41 @@
                 <w:bCs/>
                 <w:sz w:val="28"/>
                 <w:szCs w:val="28"/>
-              </w:rPr>
-              <w:t>&gt;</w:t>
-            </w:r>
+                <w:lang w:val="en-US"/>
+              </w:rPr>
+              <w:t xml:space="preserve">: RFC3339, </w:t>
+            </w:r>
+            <w:proofErr w:type="spellStart"/>
+            <w:r>
+              <w:rPr>
+                <w:bCs/>
+                <w:sz w:val="28"/>
+                <w:szCs w:val="28"/>
+                <w:lang w:val="en-US"/>
+              </w:rPr>
+              <w:t>to_date</w:t>
+            </w:r>
+            <w:proofErr w:type="spellEnd"/>
+            <w:r>
+              <w:rPr>
+                <w:bCs/>
+                <w:sz w:val="28"/>
+                <w:szCs w:val="28"/>
+                <w:lang w:val="en-US"/>
+              </w:rPr>
+              <w:t>: RFC</w:t>
+            </w:r>
+            <w:proofErr w:type="gramStart"/>
+            <w:r>
+              <w:rPr>
+                <w:bCs/>
+                <w:sz w:val="28"/>
+                <w:szCs w:val="28"/>
+                <w:lang w:val="en-US"/>
+              </w:rPr>
+              <w:t>3339 }</w:t>
+            </w:r>
+            <w:proofErr w:type="gramEnd"/>
           </w:p>
         </w:tc>
         <w:tc>
@@ -15202,6 +15229,15 @@
                 <w:lang w:val="en-US"/>
               </w:rPr>
             </w:pPr>
+            <w:r>
+              <w:rPr>
+                <w:bCs/>
+                <w:sz w:val="28"/>
+                <w:szCs w:val="28"/>
+                <w:lang w:val="en-US"/>
+              </w:rPr>
+              <w:t xml:space="preserve">[ </w:t>
+            </w:r>
             <w:proofErr w:type="gramStart"/>
             <w:r>
               <w:rPr>
@@ -15210,6 +15246,577 @@
                 <w:szCs w:val="28"/>
                 <w:lang w:val="en-US"/>
               </w:rPr>
+              <w:t>{ id</w:t>
+            </w:r>
+            <w:proofErr w:type="gramEnd"/>
+            <w:r>
+              <w:rPr>
+                <w:bCs/>
+                <w:sz w:val="28"/>
+                <w:szCs w:val="28"/>
+                <w:lang w:val="en-US"/>
+              </w:rPr>
+              <w:t xml:space="preserve">: </w:t>
+            </w:r>
+            <w:proofErr w:type="spellStart"/>
+            <w:r>
+              <w:rPr>
+                <w:bCs/>
+                <w:sz w:val="28"/>
+                <w:szCs w:val="28"/>
+                <w:lang w:val="en-US"/>
+              </w:rPr>
+              <w:t>uint</w:t>
+            </w:r>
+            <w:proofErr w:type="spellEnd"/>
+            <w:r>
+              <w:rPr>
+                <w:bCs/>
+                <w:sz w:val="28"/>
+                <w:szCs w:val="28"/>
+                <w:lang w:val="en-US"/>
+              </w:rPr>
+              <w:t xml:space="preserve">, status: string, </w:t>
+            </w:r>
+            <w:proofErr w:type="spellStart"/>
+            <w:r>
+              <w:rPr>
+                <w:bCs/>
+                <w:sz w:val="28"/>
+                <w:szCs w:val="28"/>
+                <w:lang w:val="en-US"/>
+              </w:rPr>
+              <w:t>formed_</w:t>
+            </w:r>
+            <w:proofErr w:type="gramStart"/>
+            <w:r>
+              <w:rPr>
+                <w:bCs/>
+                <w:sz w:val="28"/>
+                <w:szCs w:val="28"/>
+                <w:lang w:val="en-US"/>
+              </w:rPr>
+              <w:t>at</w:t>
+            </w:r>
+            <w:proofErr w:type="spellEnd"/>
+            <w:r>
+              <w:rPr>
+                <w:bCs/>
+                <w:sz w:val="28"/>
+                <w:szCs w:val="28"/>
+                <w:lang w:val="en-US"/>
+              </w:rPr>
+              <w:t>?:</w:t>
+            </w:r>
+            <w:proofErr w:type="gramEnd"/>
+            <w:r>
+              <w:rPr>
+                <w:bCs/>
+                <w:sz w:val="28"/>
+                <w:szCs w:val="28"/>
+                <w:lang w:val="en-US"/>
+              </w:rPr>
+              <w:t xml:space="preserve"> string, </w:t>
+            </w:r>
+            <w:proofErr w:type="spellStart"/>
+            <w:r>
+              <w:rPr>
+                <w:bCs/>
+                <w:sz w:val="28"/>
+                <w:szCs w:val="28"/>
+                <w:lang w:val="en-US"/>
+              </w:rPr>
+              <w:t>finished_</w:t>
+            </w:r>
+            <w:proofErr w:type="gramStart"/>
+            <w:r>
+              <w:rPr>
+                <w:bCs/>
+                <w:sz w:val="28"/>
+                <w:szCs w:val="28"/>
+                <w:lang w:val="en-US"/>
+              </w:rPr>
+              <w:t>at</w:t>
+            </w:r>
+            <w:proofErr w:type="spellEnd"/>
+            <w:r>
+              <w:rPr>
+                <w:bCs/>
+                <w:sz w:val="28"/>
+                <w:szCs w:val="28"/>
+                <w:lang w:val="en-US"/>
+              </w:rPr>
+              <w:t>?:</w:t>
+            </w:r>
+            <w:proofErr w:type="gramEnd"/>
+            <w:r>
+              <w:rPr>
+                <w:bCs/>
+                <w:sz w:val="28"/>
+                <w:szCs w:val="28"/>
+                <w:lang w:val="en-US"/>
+              </w:rPr>
+              <w:t xml:space="preserve"> string, </w:t>
+            </w:r>
+            <w:proofErr w:type="spellStart"/>
+            <w:r>
+              <w:rPr>
+                <w:bCs/>
+                <w:sz w:val="28"/>
+                <w:szCs w:val="28"/>
+                <w:lang w:val="en-US"/>
+              </w:rPr>
+              <w:t>ranson_</w:t>
+            </w:r>
+            <w:proofErr w:type="gramStart"/>
+            <w:r>
+              <w:rPr>
+                <w:bCs/>
+                <w:sz w:val="28"/>
+                <w:szCs w:val="28"/>
+                <w:lang w:val="en-US"/>
+              </w:rPr>
+              <w:t>score</w:t>
+            </w:r>
+            <w:proofErr w:type="spellEnd"/>
+            <w:r>
+              <w:rPr>
+                <w:bCs/>
+                <w:sz w:val="28"/>
+                <w:szCs w:val="28"/>
+                <w:lang w:val="en-US"/>
+              </w:rPr>
+              <w:t>?:</w:t>
+            </w:r>
+            <w:proofErr w:type="gramEnd"/>
+            <w:r>
+              <w:rPr>
+                <w:bCs/>
+                <w:sz w:val="28"/>
+                <w:szCs w:val="28"/>
+                <w:lang w:val="en-US"/>
+              </w:rPr>
+              <w:t xml:space="preserve"> int, </w:t>
+            </w:r>
+            <w:proofErr w:type="spellStart"/>
+            <w:r>
+              <w:rPr>
+                <w:bCs/>
+                <w:sz w:val="28"/>
+                <w:szCs w:val="28"/>
+                <w:lang w:val="en-US"/>
+              </w:rPr>
+              <w:t>mortality_</w:t>
+            </w:r>
+            <w:proofErr w:type="gramStart"/>
+            <w:r>
+              <w:rPr>
+                <w:bCs/>
+                <w:sz w:val="28"/>
+                <w:szCs w:val="28"/>
+                <w:lang w:val="en-US"/>
+              </w:rPr>
+              <w:t>risk</w:t>
+            </w:r>
+            <w:proofErr w:type="spellEnd"/>
+            <w:r>
+              <w:rPr>
+                <w:bCs/>
+                <w:sz w:val="28"/>
+                <w:szCs w:val="28"/>
+                <w:lang w:val="en-US"/>
+              </w:rPr>
+              <w:t>?:</w:t>
+            </w:r>
+            <w:proofErr w:type="gramEnd"/>
+            <w:r>
+              <w:rPr>
+                <w:bCs/>
+                <w:sz w:val="28"/>
+                <w:szCs w:val="28"/>
+                <w:lang w:val="en-US"/>
+              </w:rPr>
+              <w:t xml:space="preserve"> </w:t>
+            </w:r>
+            <w:proofErr w:type="gramStart"/>
+            <w:r>
+              <w:rPr>
+                <w:bCs/>
+                <w:sz w:val="28"/>
+                <w:szCs w:val="28"/>
+                <w:lang w:val="en-US"/>
+              </w:rPr>
+              <w:t>string }</w:t>
+            </w:r>
+            <w:proofErr w:type="gramEnd"/>
+            <w:r>
+              <w:rPr>
+                <w:bCs/>
+                <w:sz w:val="28"/>
+                <w:szCs w:val="28"/>
+                <w:lang w:val="en-US"/>
+              </w:rPr>
+              <w:t xml:space="preserve"> ]</w:t>
+            </w:r>
+          </w:p>
+        </w:tc>
+      </w:tr>
+      <w:tr>
+        <w:tc>
+          <w:tcPr>
+            <w:tcW w:w="1124" w:type="dxa"/>
+            <w:tcBorders>
+              <w:top w:val="single" w:sz="8" w:space="0" w:color="000000"/>
+              <w:left w:val="single" w:sz="8" w:space="0" w:color="000000"/>
+              <w:bottom w:val="single" w:sz="8" w:space="0" w:color="000000"/>
+              <w:right w:val="single" w:sz="8" w:space="0" w:color="000000"/>
+            </w:tcBorders>
+            <w:tcMar>
+              <w:top w:w="100" w:type="dxa"/>
+              <w:left w:w="100" w:type="dxa"/>
+              <w:bottom w:w="100" w:type="dxa"/>
+              <w:right w:w="100" w:type="dxa"/>
+            </w:tcMar>
+          </w:tcPr>
+          <w:p>
+            <w:pPr>
+              <w:widowControl w:val="0"/>
+              <w:adjustRightInd w:val="0"/>
+              <w:spacing w:line="360" w:lineRule="auto"/>
+              <w:rPr>
+                <w:bCs/>
+                <w:sz w:val="28"/>
+                <w:szCs w:val="28"/>
+              </w:rPr>
+            </w:pPr>
+            <w:r>
+              <w:rPr>
+                <w:bCs/>
+                <w:sz w:val="28"/>
+                <w:szCs w:val="28"/>
+              </w:rPr>
+              <w:t>4</w:t>
+            </w:r>
+            <w:r>
+              <w:rPr>
+                <w:bCs/>
+                <w:sz w:val="28"/>
+                <w:szCs w:val="28"/>
+              </w:rPr>
+              <w:t>.1.1</w:t>
+            </w:r>
+            <w:r>
+              <w:rPr>
+                <w:bCs/>
+                <w:sz w:val="28"/>
+                <w:szCs w:val="28"/>
+                <w:lang w:val="en-US"/>
+              </w:rPr>
+              <w:t>4</w:t>
+            </w:r>
+          </w:p>
+        </w:tc>
+        <w:tc>
+          <w:tcPr>
+            <w:tcW w:w="1286" w:type="dxa"/>
+            <w:tcBorders>
+              <w:top w:val="single" w:sz="8" w:space="0" w:color="000000"/>
+              <w:left w:val="single" w:sz="8" w:space="0" w:color="000000"/>
+              <w:bottom w:val="single" w:sz="8" w:space="0" w:color="000000"/>
+              <w:right w:val="single" w:sz="8" w:space="0" w:color="000000"/>
+            </w:tcBorders>
+            <w:tcMar>
+              <w:top w:w="100" w:type="dxa"/>
+              <w:left w:w="100" w:type="dxa"/>
+              <w:bottom w:w="100" w:type="dxa"/>
+              <w:right w:w="100" w:type="dxa"/>
+            </w:tcMar>
+          </w:tcPr>
+          <w:p>
+            <w:pPr>
+              <w:widowControl w:val="0"/>
+              <w:adjustRightInd w:val="0"/>
+              <w:spacing w:line="360" w:lineRule="auto"/>
+              <w:rPr>
+                <w:bCs/>
+                <w:sz w:val="28"/>
+                <w:szCs w:val="28"/>
+              </w:rPr>
+            </w:pPr>
+            <w:r>
+              <w:rPr>
+                <w:bCs/>
+                <w:sz w:val="28"/>
+                <w:szCs w:val="28"/>
+              </w:rPr>
+              <w:t>GET</w:t>
+            </w:r>
+          </w:p>
+        </w:tc>
+        <w:tc>
+          <w:tcPr>
+            <w:tcW w:w="1842" w:type="dxa"/>
+            <w:tcBorders>
+              <w:top w:val="single" w:sz="8" w:space="0" w:color="000000"/>
+              <w:left w:val="single" w:sz="8" w:space="0" w:color="000000"/>
+              <w:bottom w:val="single" w:sz="8" w:space="0" w:color="000000"/>
+              <w:right w:val="single" w:sz="8" w:space="0" w:color="000000"/>
+            </w:tcBorders>
+          </w:tcPr>
+          <w:p>
+            <w:pPr>
+              <w:widowControl w:val="0"/>
+              <w:adjustRightInd w:val="0"/>
+              <w:spacing w:line="360" w:lineRule="auto"/>
+              <w:rPr>
+                <w:bCs/>
+                <w:sz w:val="28"/>
+                <w:szCs w:val="28"/>
+              </w:rPr>
+            </w:pPr>
+            <w:r>
+              <w:rPr>
+                <w:bCs/>
+                <w:sz w:val="28"/>
+                <w:szCs w:val="28"/>
+              </w:rPr>
+              <w:t>/</w:t>
+            </w:r>
+            <w:proofErr w:type="spellStart"/>
+            <w:r>
+              <w:rPr>
+                <w:bCs/>
+                <w:sz w:val="28"/>
+                <w:szCs w:val="28"/>
+              </w:rPr>
+              <w:t>api</w:t>
+            </w:r>
+            <w:proofErr w:type="spellEnd"/>
+            <w:r>
+              <w:rPr>
+                <w:bCs/>
+                <w:sz w:val="28"/>
+                <w:szCs w:val="28"/>
+              </w:rPr>
+              <w:t>/</w:t>
+            </w:r>
+            <w:proofErr w:type="spellStart"/>
+            <w:r>
+              <w:rPr>
+                <w:bCs/>
+                <w:sz w:val="28"/>
+                <w:szCs w:val="28"/>
+              </w:rPr>
+              <w:t>pankreatit</w:t>
+            </w:r>
+            <w:r>
+              <w:rPr>
+                <w:bCs/>
+                <w:sz w:val="28"/>
+                <w:szCs w:val="28"/>
+              </w:rPr>
+              <w:lastRenderedPageBreak/>
+              <w:t>orders</w:t>
+            </w:r>
+            <w:proofErr w:type="spellEnd"/>
+            <w:r>
+              <w:rPr>
+                <w:bCs/>
+                <w:sz w:val="28"/>
+                <w:szCs w:val="28"/>
+              </w:rPr>
+              <w:t>/</w:t>
+            </w:r>
+            <w:proofErr w:type="spellStart"/>
+            <w:r>
+              <w:rPr>
+                <w:bCs/>
+                <w:sz w:val="28"/>
+                <w:szCs w:val="28"/>
+              </w:rPr>
+              <w:t>cart</w:t>
+            </w:r>
+            <w:proofErr w:type="spellEnd"/>
+          </w:p>
+        </w:tc>
+        <w:tc>
+          <w:tcPr>
+            <w:tcW w:w="4111" w:type="dxa"/>
+            <w:tcBorders>
+              <w:top w:val="single" w:sz="8" w:space="0" w:color="000000"/>
+              <w:left w:val="single" w:sz="8" w:space="0" w:color="000000"/>
+              <w:bottom w:val="single" w:sz="8" w:space="0" w:color="000000"/>
+              <w:right w:val="single" w:sz="8" w:space="0" w:color="000000"/>
+            </w:tcBorders>
+            <w:tcMar>
+              <w:top w:w="100" w:type="dxa"/>
+              <w:left w:w="100" w:type="dxa"/>
+              <w:bottom w:w="100" w:type="dxa"/>
+              <w:right w:w="100" w:type="dxa"/>
+            </w:tcMar>
+          </w:tcPr>
+          <w:p>
+            <w:pPr>
+              <w:widowControl w:val="0"/>
+              <w:adjustRightInd w:val="0"/>
+              <w:spacing w:line="360" w:lineRule="auto"/>
+              <w:rPr>
+                <w:bCs/>
+                <w:sz w:val="28"/>
+                <w:szCs w:val="28"/>
+              </w:rPr>
+            </w:pPr>
+            <w:r>
+              <w:rPr>
+                <w:bCs/>
+                <w:sz w:val="28"/>
+                <w:szCs w:val="28"/>
+              </w:rPr>
+              <w:lastRenderedPageBreak/>
+              <w:t xml:space="preserve">Иконка корзины: ID черновика </w:t>
+            </w:r>
+            <w:r>
+              <w:rPr>
+                <w:bCs/>
+                <w:sz w:val="28"/>
+                <w:szCs w:val="28"/>
+              </w:rPr>
+              <w:lastRenderedPageBreak/>
+              <w:t>и количество услуг. Доступно авторизованным.</w:t>
+            </w:r>
+          </w:p>
+        </w:tc>
+        <w:tc>
+          <w:tcPr>
+            <w:tcW w:w="3119" w:type="dxa"/>
+            <w:tcBorders>
+              <w:top w:val="single" w:sz="8" w:space="0" w:color="000000"/>
+              <w:left w:val="single" w:sz="8" w:space="0" w:color="000000"/>
+              <w:bottom w:val="single" w:sz="8" w:space="0" w:color="000000"/>
+              <w:right w:val="single" w:sz="8" w:space="0" w:color="000000"/>
+            </w:tcBorders>
+            <w:tcMar>
+              <w:top w:w="100" w:type="dxa"/>
+              <w:left w:w="100" w:type="dxa"/>
+              <w:bottom w:w="100" w:type="dxa"/>
+              <w:right w:w="100" w:type="dxa"/>
+            </w:tcMar>
+          </w:tcPr>
+          <w:p>
+            <w:pPr>
+              <w:widowControl w:val="0"/>
+              <w:adjustRightInd w:val="0"/>
+              <w:spacing w:line="360" w:lineRule="auto"/>
+              <w:rPr>
+                <w:bCs/>
+                <w:sz w:val="28"/>
+                <w:szCs w:val="28"/>
+                <w:lang w:val="en-US"/>
+              </w:rPr>
+            </w:pPr>
+            <w:proofErr w:type="spellStart"/>
+            <w:r>
+              <w:rPr>
+                <w:bCs/>
+                <w:sz w:val="28"/>
+                <w:szCs w:val="28"/>
+              </w:rPr>
+              <w:lastRenderedPageBreak/>
+              <w:t>Authorization</w:t>
+            </w:r>
+            <w:proofErr w:type="spellEnd"/>
+            <w:r>
+              <w:rPr>
+                <w:bCs/>
+                <w:sz w:val="28"/>
+                <w:szCs w:val="28"/>
+              </w:rPr>
+              <w:t xml:space="preserve">: </w:t>
+            </w:r>
+            <w:proofErr w:type="spellStart"/>
+            <w:r>
+              <w:rPr>
+                <w:bCs/>
+                <w:sz w:val="28"/>
+                <w:szCs w:val="28"/>
+              </w:rPr>
+              <w:t>Bearer</w:t>
+            </w:r>
+            <w:proofErr w:type="spellEnd"/>
+            <w:r>
+              <w:rPr>
+                <w:bCs/>
+                <w:sz w:val="28"/>
+                <w:szCs w:val="28"/>
+              </w:rPr>
+              <w:t xml:space="preserve"> </w:t>
+            </w:r>
+            <w:r>
+              <w:rPr>
+                <w:bCs/>
+                <w:sz w:val="28"/>
+                <w:szCs w:val="28"/>
+              </w:rPr>
+              <w:lastRenderedPageBreak/>
+              <w:t>&lt;</w:t>
+            </w:r>
+            <w:proofErr w:type="spellStart"/>
+            <w:r>
+              <w:rPr>
+                <w:bCs/>
+                <w:sz w:val="28"/>
+                <w:szCs w:val="28"/>
+              </w:rPr>
+              <w:t>jwt</w:t>
+            </w:r>
+            <w:proofErr w:type="spellEnd"/>
+            <w:r>
+              <w:rPr>
+                <w:bCs/>
+                <w:sz w:val="28"/>
+                <w:szCs w:val="28"/>
+              </w:rPr>
+              <w:t>&gt;</w:t>
+            </w:r>
+          </w:p>
+        </w:tc>
+        <w:tc>
+          <w:tcPr>
+            <w:tcW w:w="3392" w:type="dxa"/>
+            <w:tcBorders>
+              <w:top w:val="single" w:sz="8" w:space="0" w:color="000000"/>
+              <w:left w:val="single" w:sz="8" w:space="0" w:color="000000"/>
+              <w:bottom w:val="single" w:sz="8" w:space="0" w:color="000000"/>
+              <w:right w:val="single" w:sz="8" w:space="0" w:color="000000"/>
+            </w:tcBorders>
+            <w:tcMar>
+              <w:top w:w="100" w:type="dxa"/>
+              <w:left w:w="100" w:type="dxa"/>
+              <w:bottom w:w="100" w:type="dxa"/>
+              <w:right w:w="100" w:type="dxa"/>
+            </w:tcMar>
+          </w:tcPr>
+          <w:p>
+            <w:pPr>
+              <w:widowControl w:val="0"/>
+              <w:adjustRightInd w:val="0"/>
+              <w:spacing w:line="360" w:lineRule="auto"/>
+              <w:rPr>
+                <w:bCs/>
+                <w:sz w:val="28"/>
+                <w:szCs w:val="28"/>
+                <w:lang w:val="en-US"/>
+              </w:rPr>
+            </w:pPr>
+            <w:proofErr w:type="gramStart"/>
+            <w:r>
+              <w:rPr>
+                <w:bCs/>
+                <w:sz w:val="28"/>
+                <w:szCs w:val="28"/>
+                <w:lang w:val="en-US"/>
+              </w:rPr>
+              <w:lastRenderedPageBreak/>
               <w:t xml:space="preserve">{ </w:t>
             </w:r>
             <w:proofErr w:type="spellStart"/>
@@ -15270,6 +15877,7 @@
                 <w:szCs w:val="28"/>
                 <w:lang w:val="en-US"/>
               </w:rPr>
+              <w:lastRenderedPageBreak/>
               <w:t>criteria_amount</w:t>
             </w:r>
             <w:proofErr w:type="spellEnd"/>
@@ -15341,606 +15949,6 @@
                 <w:sz w:val="28"/>
                 <w:szCs w:val="28"/>
               </w:rPr>
-              <w:t>4</w:t>
-            </w:r>
-            <w:r>
-              <w:rPr>
-                <w:bCs/>
-                <w:sz w:val="28"/>
-                <w:szCs w:val="28"/>
-              </w:rPr>
-              <w:t>.1.1</w:t>
-            </w:r>
-            <w:r>
-              <w:rPr>
-                <w:bCs/>
-                <w:sz w:val="28"/>
-                <w:szCs w:val="28"/>
-              </w:rPr>
-              <w:t>4</w:t>
-            </w:r>
-          </w:p>
-        </w:tc>
-        <w:tc>
-          <w:tcPr>
-            <w:tcW w:w="1286" w:type="dxa"/>
-            <w:tcBorders>
-              <w:top w:val="single" w:sz="8" w:space="0" w:color="000000"/>
-              <w:left w:val="single" w:sz="8" w:space="0" w:color="000000"/>
-              <w:bottom w:val="single" w:sz="8" w:space="0" w:color="000000"/>
-              <w:right w:val="single" w:sz="8" w:space="0" w:color="000000"/>
-            </w:tcBorders>
-            <w:tcMar>
-              <w:top w:w="100" w:type="dxa"/>
-              <w:left w:w="100" w:type="dxa"/>
-              <w:bottom w:w="100" w:type="dxa"/>
-              <w:right w:w="100" w:type="dxa"/>
-            </w:tcMar>
-          </w:tcPr>
-          <w:p>
-            <w:pPr>
-              <w:widowControl w:val="0"/>
-              <w:adjustRightInd w:val="0"/>
-              <w:spacing w:line="360" w:lineRule="auto"/>
-              <w:rPr>
-                <w:bCs/>
-                <w:sz w:val="28"/>
-                <w:szCs w:val="28"/>
-              </w:rPr>
-            </w:pPr>
-            <w:r>
-              <w:rPr>
-                <w:bCs/>
-                <w:sz w:val="28"/>
-                <w:szCs w:val="28"/>
-              </w:rPr>
-              <w:t>GET</w:t>
-            </w:r>
-          </w:p>
-        </w:tc>
-        <w:tc>
-          <w:tcPr>
-            <w:tcW w:w="1842" w:type="dxa"/>
-            <w:tcBorders>
-              <w:top w:val="single" w:sz="8" w:space="0" w:color="000000"/>
-              <w:left w:val="single" w:sz="8" w:space="0" w:color="000000"/>
-              <w:bottom w:val="single" w:sz="8" w:space="0" w:color="000000"/>
-              <w:right w:val="single" w:sz="8" w:space="0" w:color="000000"/>
-            </w:tcBorders>
-          </w:tcPr>
-          <w:p>
-            <w:pPr>
-              <w:widowControl w:val="0"/>
-              <w:adjustRightInd w:val="0"/>
-              <w:spacing w:line="360" w:lineRule="auto"/>
-              <w:rPr>
-                <w:bCs/>
-                <w:sz w:val="28"/>
-                <w:szCs w:val="28"/>
-              </w:rPr>
-            </w:pPr>
-            <w:r>
-              <w:rPr>
-                <w:bCs/>
-                <w:sz w:val="28"/>
-                <w:szCs w:val="28"/>
-              </w:rPr>
-              <w:t>/</w:t>
-            </w:r>
-            <w:proofErr w:type="spellStart"/>
-            <w:r>
-              <w:rPr>
-                <w:bCs/>
-                <w:sz w:val="28"/>
-                <w:szCs w:val="28"/>
-              </w:rPr>
-              <w:t>api</w:t>
-            </w:r>
-            <w:proofErr w:type="spellEnd"/>
-            <w:r>
-              <w:rPr>
-                <w:bCs/>
-                <w:sz w:val="28"/>
-                <w:szCs w:val="28"/>
-              </w:rPr>
-              <w:t>/</w:t>
-            </w:r>
-            <w:proofErr w:type="spellStart"/>
-            <w:r>
-              <w:rPr>
-                <w:bCs/>
-                <w:sz w:val="28"/>
-                <w:szCs w:val="28"/>
-              </w:rPr>
-              <w:t>pankreatitorders</w:t>
-            </w:r>
-            <w:proofErr w:type="spellEnd"/>
-          </w:p>
-        </w:tc>
-        <w:tc>
-          <w:tcPr>
-            <w:tcW w:w="4111" w:type="dxa"/>
-            <w:tcBorders>
-              <w:top w:val="single" w:sz="8" w:space="0" w:color="000000"/>
-              <w:left w:val="single" w:sz="8" w:space="0" w:color="000000"/>
-              <w:bottom w:val="single" w:sz="8" w:space="0" w:color="000000"/>
-              <w:right w:val="single" w:sz="8" w:space="0" w:color="000000"/>
-            </w:tcBorders>
-            <w:tcMar>
-              <w:top w:w="100" w:type="dxa"/>
-              <w:left w:w="100" w:type="dxa"/>
-              <w:bottom w:w="100" w:type="dxa"/>
-              <w:right w:w="100" w:type="dxa"/>
-            </w:tcMar>
-          </w:tcPr>
-          <w:p>
-            <w:pPr>
-              <w:widowControl w:val="0"/>
-              <w:adjustRightInd w:val="0"/>
-              <w:spacing w:line="360" w:lineRule="auto"/>
-              <w:rPr>
-                <w:bCs/>
-                <w:sz w:val="28"/>
-                <w:szCs w:val="28"/>
-              </w:rPr>
-            </w:pPr>
-            <w:r>
-              <w:rPr>
-                <w:bCs/>
-                <w:sz w:val="28"/>
-                <w:szCs w:val="28"/>
-              </w:rPr>
-              <w:t>Список заявок с фильтрацией по статусу и диапазону даты формирования. Доступно авторизованным.</w:t>
-            </w:r>
-          </w:p>
-        </w:tc>
-        <w:tc>
-          <w:tcPr>
-            <w:tcW w:w="3119" w:type="dxa"/>
-            <w:tcBorders>
-              <w:top w:val="single" w:sz="8" w:space="0" w:color="000000"/>
-              <w:left w:val="single" w:sz="8" w:space="0" w:color="000000"/>
-              <w:bottom w:val="single" w:sz="8" w:space="0" w:color="000000"/>
-              <w:right w:val="single" w:sz="8" w:space="0" w:color="000000"/>
-            </w:tcBorders>
-            <w:tcMar>
-              <w:top w:w="100" w:type="dxa"/>
-              <w:left w:w="100" w:type="dxa"/>
-              <w:bottom w:w="100" w:type="dxa"/>
-              <w:right w:w="100" w:type="dxa"/>
-            </w:tcMar>
-          </w:tcPr>
-          <w:p>
-            <w:pPr>
-              <w:widowControl w:val="0"/>
-              <w:adjustRightInd w:val="0"/>
-              <w:spacing w:line="360" w:lineRule="auto"/>
-              <w:rPr>
-                <w:bCs/>
-                <w:sz w:val="28"/>
-                <w:szCs w:val="28"/>
-                <w:lang w:val="en-US"/>
-              </w:rPr>
-            </w:pPr>
-            <w:r>
-              <w:rPr>
-                <w:bCs/>
-                <w:sz w:val="28"/>
-                <w:szCs w:val="28"/>
-                <w:lang w:val="en-US"/>
-              </w:rPr>
-              <w:t>Authorization: Bearer &lt;</w:t>
-            </w:r>
-            <w:proofErr w:type="spellStart"/>
-            <w:r>
-              <w:rPr>
-                <w:bCs/>
-                <w:sz w:val="28"/>
-                <w:szCs w:val="28"/>
-                <w:lang w:val="en-US"/>
-              </w:rPr>
-              <w:t>jwt</w:t>
-            </w:r>
-            <w:proofErr w:type="spellEnd"/>
-            <w:r>
-              <w:rPr>
-                <w:bCs/>
-                <w:sz w:val="28"/>
-                <w:szCs w:val="28"/>
-                <w:lang w:val="en-US"/>
-              </w:rPr>
-              <w:t xml:space="preserve">&gt;, query: </w:t>
-            </w:r>
-            <w:proofErr w:type="gramStart"/>
-            <w:r>
-              <w:rPr>
-                <w:bCs/>
-                <w:sz w:val="28"/>
-                <w:szCs w:val="28"/>
-                <w:lang w:val="en-US"/>
-              </w:rPr>
-              <w:t>{ status</w:t>
-            </w:r>
-            <w:proofErr w:type="gramEnd"/>
-            <w:r>
-              <w:rPr>
-                <w:bCs/>
-                <w:sz w:val="28"/>
-                <w:szCs w:val="28"/>
-                <w:lang w:val="en-US"/>
-              </w:rPr>
-              <w:t>: '</w:t>
-            </w:r>
-            <w:proofErr w:type="spellStart"/>
-            <w:r>
-              <w:rPr>
-                <w:bCs/>
-                <w:sz w:val="28"/>
-                <w:szCs w:val="28"/>
-                <w:lang w:val="en-US"/>
-              </w:rPr>
-              <w:t>formed'|'completed'|'rejected'|'draft'|'deleted</w:t>
-            </w:r>
-            <w:proofErr w:type="spellEnd"/>
-            <w:r>
-              <w:rPr>
-                <w:bCs/>
-                <w:sz w:val="28"/>
-                <w:szCs w:val="28"/>
-                <w:lang w:val="en-US"/>
-              </w:rPr>
-              <w:t xml:space="preserve">', </w:t>
-            </w:r>
-            <w:proofErr w:type="spellStart"/>
-            <w:r>
-              <w:rPr>
-                <w:bCs/>
-                <w:sz w:val="28"/>
-                <w:szCs w:val="28"/>
-                <w:lang w:val="en-US"/>
-              </w:rPr>
-              <w:lastRenderedPageBreak/>
-              <w:t>from_date</w:t>
-            </w:r>
-            <w:proofErr w:type="spellEnd"/>
-            <w:r>
-              <w:rPr>
-                <w:bCs/>
-                <w:sz w:val="28"/>
-                <w:szCs w:val="28"/>
-                <w:lang w:val="en-US"/>
-              </w:rPr>
-              <w:t xml:space="preserve">: RFC3339, </w:t>
-            </w:r>
-            <w:proofErr w:type="spellStart"/>
-            <w:r>
-              <w:rPr>
-                <w:bCs/>
-                <w:sz w:val="28"/>
-                <w:szCs w:val="28"/>
-                <w:lang w:val="en-US"/>
-              </w:rPr>
-              <w:t>to_date</w:t>
-            </w:r>
-            <w:proofErr w:type="spellEnd"/>
-            <w:r>
-              <w:rPr>
-                <w:bCs/>
-                <w:sz w:val="28"/>
-                <w:szCs w:val="28"/>
-                <w:lang w:val="en-US"/>
-              </w:rPr>
-              <w:t>: RFC</w:t>
-            </w:r>
-            <w:proofErr w:type="gramStart"/>
-            <w:r>
-              <w:rPr>
-                <w:bCs/>
-                <w:sz w:val="28"/>
-                <w:szCs w:val="28"/>
-                <w:lang w:val="en-US"/>
-              </w:rPr>
-              <w:t>3339 }</w:t>
-            </w:r>
-            <w:proofErr w:type="gramEnd"/>
-          </w:p>
-        </w:tc>
-        <w:tc>
-          <w:tcPr>
-            <w:tcW w:w="3392" w:type="dxa"/>
-            <w:tcBorders>
-              <w:top w:val="single" w:sz="8" w:space="0" w:color="000000"/>
-              <w:left w:val="single" w:sz="8" w:space="0" w:color="000000"/>
-              <w:bottom w:val="single" w:sz="8" w:space="0" w:color="000000"/>
-              <w:right w:val="single" w:sz="8" w:space="0" w:color="000000"/>
-            </w:tcBorders>
-            <w:tcMar>
-              <w:top w:w="100" w:type="dxa"/>
-              <w:left w:w="100" w:type="dxa"/>
-              <w:bottom w:w="100" w:type="dxa"/>
-              <w:right w:w="100" w:type="dxa"/>
-            </w:tcMar>
-          </w:tcPr>
-          <w:p>
-            <w:pPr>
-              <w:widowControl w:val="0"/>
-              <w:adjustRightInd w:val="0"/>
-              <w:spacing w:line="360" w:lineRule="auto"/>
-              <w:rPr>
-                <w:bCs/>
-                <w:sz w:val="28"/>
-                <w:szCs w:val="28"/>
-                <w:lang w:val="en-US"/>
-              </w:rPr>
-            </w:pPr>
-            <w:r>
-              <w:rPr>
-                <w:bCs/>
-                <w:sz w:val="28"/>
-                <w:szCs w:val="28"/>
-                <w:lang w:val="en-US"/>
-              </w:rPr>
-              <w:lastRenderedPageBreak/>
-              <w:t xml:space="preserve">[ </w:t>
-            </w:r>
-            <w:proofErr w:type="gramStart"/>
-            <w:r>
-              <w:rPr>
-                <w:bCs/>
-                <w:sz w:val="28"/>
-                <w:szCs w:val="28"/>
-                <w:lang w:val="en-US"/>
-              </w:rPr>
-              <w:t>{ id</w:t>
-            </w:r>
-            <w:proofErr w:type="gramEnd"/>
-            <w:r>
-              <w:rPr>
-                <w:bCs/>
-                <w:sz w:val="28"/>
-                <w:szCs w:val="28"/>
-                <w:lang w:val="en-US"/>
-              </w:rPr>
-              <w:t xml:space="preserve">: </w:t>
-            </w:r>
-            <w:proofErr w:type="spellStart"/>
-            <w:r>
-              <w:rPr>
-                <w:bCs/>
-                <w:sz w:val="28"/>
-                <w:szCs w:val="28"/>
-                <w:lang w:val="en-US"/>
-              </w:rPr>
-              <w:t>uint</w:t>
-            </w:r>
-            <w:proofErr w:type="spellEnd"/>
-            <w:r>
-              <w:rPr>
-                <w:bCs/>
-                <w:sz w:val="28"/>
-                <w:szCs w:val="28"/>
-                <w:lang w:val="en-US"/>
-              </w:rPr>
-              <w:t xml:space="preserve">, status: string, </w:t>
-            </w:r>
-            <w:proofErr w:type="spellStart"/>
-            <w:r>
-              <w:rPr>
-                <w:bCs/>
-                <w:sz w:val="28"/>
-                <w:szCs w:val="28"/>
-                <w:lang w:val="en-US"/>
-              </w:rPr>
-              <w:t>formed_</w:t>
-            </w:r>
-            <w:proofErr w:type="gramStart"/>
-            <w:r>
-              <w:rPr>
-                <w:bCs/>
-                <w:sz w:val="28"/>
-                <w:szCs w:val="28"/>
-                <w:lang w:val="en-US"/>
-              </w:rPr>
-              <w:t>at</w:t>
-            </w:r>
-            <w:proofErr w:type="spellEnd"/>
-            <w:r>
-              <w:rPr>
-                <w:bCs/>
-                <w:sz w:val="28"/>
-                <w:szCs w:val="28"/>
-                <w:lang w:val="en-US"/>
-              </w:rPr>
-              <w:t>?:</w:t>
-            </w:r>
-            <w:proofErr w:type="gramEnd"/>
-            <w:r>
-              <w:rPr>
-                <w:bCs/>
-                <w:sz w:val="28"/>
-                <w:szCs w:val="28"/>
-                <w:lang w:val="en-US"/>
-              </w:rPr>
-              <w:t xml:space="preserve"> string, </w:t>
-            </w:r>
-            <w:proofErr w:type="spellStart"/>
-            <w:r>
-              <w:rPr>
-                <w:bCs/>
-                <w:sz w:val="28"/>
-                <w:szCs w:val="28"/>
-                <w:lang w:val="en-US"/>
-              </w:rPr>
-              <w:t>finished_</w:t>
-            </w:r>
-            <w:proofErr w:type="gramStart"/>
-            <w:r>
-              <w:rPr>
-                <w:bCs/>
-                <w:sz w:val="28"/>
-                <w:szCs w:val="28"/>
-                <w:lang w:val="en-US"/>
-              </w:rPr>
-              <w:t>at</w:t>
-            </w:r>
-            <w:proofErr w:type="spellEnd"/>
-            <w:r>
-              <w:rPr>
-                <w:bCs/>
-                <w:sz w:val="28"/>
-                <w:szCs w:val="28"/>
-                <w:lang w:val="en-US"/>
-              </w:rPr>
-              <w:t>?:</w:t>
-            </w:r>
-            <w:proofErr w:type="gramEnd"/>
-            <w:r>
-              <w:rPr>
-                <w:bCs/>
-                <w:sz w:val="28"/>
-                <w:szCs w:val="28"/>
-                <w:lang w:val="en-US"/>
-              </w:rPr>
-              <w:t xml:space="preserve"> string, </w:t>
-            </w:r>
-            <w:proofErr w:type="spellStart"/>
-            <w:r>
-              <w:rPr>
-                <w:bCs/>
-                <w:sz w:val="28"/>
-                <w:szCs w:val="28"/>
-                <w:lang w:val="en-US"/>
-              </w:rPr>
-              <w:t>ranson_</w:t>
-            </w:r>
-            <w:proofErr w:type="gramStart"/>
-            <w:r>
-              <w:rPr>
-                <w:bCs/>
-                <w:sz w:val="28"/>
-                <w:szCs w:val="28"/>
-                <w:lang w:val="en-US"/>
-              </w:rPr>
-              <w:t>score</w:t>
-            </w:r>
-            <w:proofErr w:type="spellEnd"/>
-            <w:r>
-              <w:rPr>
-                <w:bCs/>
-                <w:sz w:val="28"/>
-                <w:szCs w:val="28"/>
-                <w:lang w:val="en-US"/>
-              </w:rPr>
-              <w:t>?:</w:t>
-            </w:r>
-            <w:proofErr w:type="gramEnd"/>
-            <w:r>
-              <w:rPr>
-                <w:bCs/>
-                <w:sz w:val="28"/>
-                <w:szCs w:val="28"/>
-                <w:lang w:val="en-US"/>
-              </w:rPr>
-              <w:t xml:space="preserve"> int, </w:t>
-            </w:r>
-            <w:proofErr w:type="spellStart"/>
-            <w:r>
-              <w:rPr>
-                <w:bCs/>
-                <w:sz w:val="28"/>
-                <w:szCs w:val="28"/>
-                <w:lang w:val="en-US"/>
-              </w:rPr>
-              <w:lastRenderedPageBreak/>
-              <w:t>mortality_</w:t>
-            </w:r>
-            <w:proofErr w:type="gramStart"/>
-            <w:r>
-              <w:rPr>
-                <w:bCs/>
-                <w:sz w:val="28"/>
-                <w:szCs w:val="28"/>
-                <w:lang w:val="en-US"/>
-              </w:rPr>
-              <w:t>risk</w:t>
-            </w:r>
-            <w:proofErr w:type="spellEnd"/>
-            <w:r>
-              <w:rPr>
-                <w:bCs/>
-                <w:sz w:val="28"/>
-                <w:szCs w:val="28"/>
-                <w:lang w:val="en-US"/>
-              </w:rPr>
-              <w:t>?:</w:t>
-            </w:r>
-            <w:proofErr w:type="gramEnd"/>
-            <w:r>
-              <w:rPr>
-                <w:bCs/>
-                <w:sz w:val="28"/>
-                <w:szCs w:val="28"/>
-                <w:lang w:val="en-US"/>
-              </w:rPr>
-              <w:t xml:space="preserve"> </w:t>
-            </w:r>
-            <w:proofErr w:type="gramStart"/>
-            <w:r>
-              <w:rPr>
-                <w:bCs/>
-                <w:sz w:val="28"/>
-                <w:szCs w:val="28"/>
-                <w:lang w:val="en-US"/>
-              </w:rPr>
-              <w:t>string }</w:t>
-            </w:r>
-            <w:proofErr w:type="gramEnd"/>
-            <w:r>
-              <w:rPr>
-                <w:bCs/>
-                <w:sz w:val="28"/>
-                <w:szCs w:val="28"/>
-                <w:lang w:val="en-US"/>
-              </w:rPr>
-              <w:t xml:space="preserve"> ]</w:t>
-            </w:r>
-          </w:p>
-        </w:tc>
-      </w:tr>
-      <w:tr>
-        <w:tc>
-          <w:tcPr>
-            <w:tcW w:w="1124" w:type="dxa"/>
-            <w:tcBorders>
-              <w:top w:val="single" w:sz="8" w:space="0" w:color="000000"/>
-              <w:left w:val="single" w:sz="8" w:space="0" w:color="000000"/>
-              <w:bottom w:val="single" w:sz="8" w:space="0" w:color="000000"/>
-              <w:right w:val="single" w:sz="8" w:space="0" w:color="000000"/>
-            </w:tcBorders>
-            <w:tcMar>
-              <w:top w:w="100" w:type="dxa"/>
-              <w:left w:w="100" w:type="dxa"/>
-              <w:bottom w:w="100" w:type="dxa"/>
-              <w:right w:w="100" w:type="dxa"/>
-            </w:tcMar>
-          </w:tcPr>
-          <w:p>
-            <w:pPr>
-              <w:widowControl w:val="0"/>
-              <w:adjustRightInd w:val="0"/>
-              <w:spacing w:line="360" w:lineRule="auto"/>
-              <w:rPr>
-                <w:bCs/>
-                <w:sz w:val="28"/>
-                <w:szCs w:val="28"/>
-              </w:rPr>
-            </w:pPr>
-            <w:r>
-              <w:rPr>
-                <w:bCs/>
-                <w:sz w:val="28"/>
-                <w:szCs w:val="28"/>
-              </w:rPr>
               <w:lastRenderedPageBreak/>
               <w:t>4</w:t>
             </w:r>
@@ -17218,6 +17226,7 @@
                 <w:bCs/>
                 <w:sz w:val="28"/>
                 <w:szCs w:val="28"/>
+                <w:lang w:val="en-US"/>
               </w:rPr>
             </w:pPr>
             <w:r>
@@ -17234,13 +17243,22 @@
                 <w:sz w:val="28"/>
                 <w:szCs w:val="28"/>
               </w:rPr>
-              <w:t>.1.1</w:t>
-            </w:r>
-            <w:r>
-              <w:rPr>
-                <w:bCs/>
-                <w:sz w:val="28"/>
-                <w:szCs w:val="28"/>
+              <w:t>.1.</w:t>
+            </w:r>
+            <w:r>
+              <w:rPr>
+                <w:bCs/>
+                <w:sz w:val="28"/>
+                <w:szCs w:val="28"/>
+              </w:rPr>
+              <w:t>1</w:t>
+            </w:r>
+            <w:r>
+              <w:rPr>
+                <w:bCs/>
+                <w:sz w:val="28"/>
+                <w:szCs w:val="28"/>
+                <w:lang w:val="en-US"/>
               </w:rPr>
               <w:t>7</w:t>
             </w:r>
@@ -17279,7 +17297,7 @@
                 <w:sz w:val="28"/>
                 <w:szCs w:val="28"/>
               </w:rPr>
-              <w:t>PUT</w:t>
+              <w:t>DELETE</w:t>
             </w:r>
           </w:p>
         </w:tc>
@@ -17364,18 +17382,8 @@
                 <w:sz w:val="28"/>
                 <w:szCs w:val="28"/>
               </w:rPr>
-              <w:t>}/</w:t>
-            </w:r>
-            <w:proofErr w:type="spellStart"/>
-            <w:r>
-              <w:rPr>
-                <w:bCs/>
-                <w:sz w:val="28"/>
-                <w:szCs w:val="28"/>
-              </w:rPr>
-              <w:t>form</w:t>
-            </w:r>
-            <w:proofErr w:type="spellEnd"/>
+              <w:t>}</w:t>
+            </w:r>
           </w:p>
         </w:tc>
         <w:tc>
@@ -17411,7 +17419,43 @@
                 <w:sz w:val="28"/>
                 <w:szCs w:val="28"/>
               </w:rPr>
-              <w:t>Сформировать заявку (создателем). Проверка обязательных полей.</w:t>
+              <w:t>Удалить черновик (</w:t>
+            </w:r>
+            <w:proofErr w:type="spellStart"/>
+            <w:r>
+              <w:rPr>
+                <w:bCs/>
+                <w:sz w:val="28"/>
+                <w:szCs w:val="28"/>
+              </w:rPr>
+              <w:t>soft</w:t>
+            </w:r>
+            <w:proofErr w:type="spellEnd"/>
+            <w:r>
+              <w:rPr>
+                <w:bCs/>
+                <w:sz w:val="28"/>
+                <w:szCs w:val="28"/>
+              </w:rPr>
+              <w:t xml:space="preserve"> </w:t>
+            </w:r>
+            <w:proofErr w:type="spellStart"/>
+            <w:r>
+              <w:rPr>
+                <w:bCs/>
+                <w:sz w:val="28"/>
+                <w:szCs w:val="28"/>
+              </w:rPr>
+              <w:t>delete</w:t>
+            </w:r>
+            <w:proofErr w:type="spellEnd"/>
+            <w:r>
+              <w:rPr>
+                <w:bCs/>
+                <w:sz w:val="28"/>
+                <w:szCs w:val="28"/>
+              </w:rPr>
+              <w:t xml:space="preserve"> по ТЗ). Доступно авторизованным.</w:t>
             </w:r>
           </w:p>
         </w:tc>
@@ -17541,7 +17585,6 @@
                 <w:bCs/>
                 <w:sz w:val="28"/>
                 <w:szCs w:val="28"/>
-                <w:lang w:val="en-US"/>
               </w:rPr>
             </w:pPr>
             <w:r>
@@ -17591,6 +17634,7 @@
                 <w:bCs/>
                 <w:sz w:val="28"/>
                 <w:szCs w:val="28"/>
+                <w:lang w:val="en-US"/>
               </w:rPr>
             </w:pPr>
             <w:r>
@@ -17614,6 +17658,7 @@
                 <w:bCs/>
                 <w:sz w:val="28"/>
                 <w:szCs w:val="28"/>
+                <w:lang w:val="en-US"/>
               </w:rPr>
               <w:t>8</w:t>
             </w:r>
@@ -17675,7 +17720,6 @@
                 <w:bCs/>
                 <w:sz w:val="28"/>
                 <w:szCs w:val="28"/>
-                <w:lang w:val="en-US"/>
               </w:rPr>
             </w:pPr>
             <w:r>
@@ -17683,29 +17727,24 @@
                 <w:bCs/>
                 <w:sz w:val="28"/>
                 <w:szCs w:val="28"/>
-                <w:lang w:val="en-US"/>
               </w:rPr>
               <w:t>/</w:t>
             </w:r>
             <w:proofErr w:type="spellStart"/>
-            <w:proofErr w:type="gramStart"/>
-            <w:r>
-              <w:rPr>
-                <w:bCs/>
-                <w:sz w:val="28"/>
-                <w:szCs w:val="28"/>
-                <w:lang w:val="en-US"/>
+            <w:r>
+              <w:rPr>
+                <w:bCs/>
+                <w:sz w:val="28"/>
+                <w:szCs w:val="28"/>
               </w:rPr>
               <w:t>api</w:t>
             </w:r>
             <w:proofErr w:type="spellEnd"/>
-            <w:proofErr w:type="gramEnd"/>
-            <w:r>
-              <w:rPr>
-                <w:bCs/>
-                <w:sz w:val="28"/>
-                <w:szCs w:val="28"/>
-                <w:lang w:val="en-US"/>
+            <w:r>
+              <w:rPr>
+                <w:bCs/>
+                <w:sz w:val="28"/>
+                <w:szCs w:val="28"/>
               </w:rPr>
               <w:t>/</w:t>
             </w:r>
@@ -17715,7 +17754,6 @@
                 <w:bCs/>
                 <w:sz w:val="28"/>
                 <w:szCs w:val="28"/>
-                <w:lang w:val="en-US"/>
               </w:rPr>
               <w:t>pankreatitorders</w:t>
             </w:r>
@@ -17725,10 +17763,37 @@
                 <w:bCs/>
                 <w:sz w:val="28"/>
                 <w:szCs w:val="28"/>
-                <w:lang w:val="en-US"/>
-              </w:rPr>
-              <w:t>/{id}/set/{status}</w:t>
-            </w:r>
+              </w:rPr>
+              <w:t>/{</w:t>
+            </w:r>
+            <w:proofErr w:type="spellStart"/>
+            <w:r>
+              <w:rPr>
+                <w:bCs/>
+                <w:sz w:val="28"/>
+                <w:szCs w:val="28"/>
+              </w:rPr>
+              <w:t>id</w:t>
+            </w:r>
+            <w:proofErr w:type="spellEnd"/>
+            <w:r>
+              <w:rPr>
+                <w:bCs/>
+                <w:sz w:val="28"/>
+                <w:szCs w:val="28"/>
+              </w:rPr>
+              <w:t>}/</w:t>
+            </w:r>
+            <w:proofErr w:type="spellStart"/>
+            <w:r>
+              <w:rPr>
+                <w:bCs/>
+                <w:sz w:val="28"/>
+                <w:szCs w:val="28"/>
+              </w:rPr>
+              <w:t>form</w:t>
+            </w:r>
+            <w:proofErr w:type="spellEnd"/>
           </w:p>
         </w:tc>
         <w:tc>
@@ -17764,23 +17829,7 @@
                 <w:sz w:val="28"/>
                 <w:szCs w:val="28"/>
               </w:rPr>
-              <w:t>Завершить/отклонить заявку (</w:t>
-            </w:r>
-            <w:r>
-              <w:rPr>
-                <w:bCs/>
-                <w:sz w:val="28"/>
-                <w:szCs w:val="28"/>
-              </w:rPr>
-              <w:t>врачом</w:t>
-            </w:r>
-            <w:r>
-              <w:rPr>
-                <w:bCs/>
-                <w:sz w:val="28"/>
-                <w:szCs w:val="28"/>
-              </w:rPr>
-              <w:t>).</w:t>
+              <w:t>Сформировать заявку (создателем). Проверка обязательных полей.</w:t>
             </w:r>
           </w:p>
         </w:tc>
@@ -17862,6 +17911,7 @@
               <w:t xml:space="preserve">: </w:t>
             </w:r>
             <w:proofErr w:type="spellStart"/>
+            <w:proofErr w:type="gramStart"/>
             <w:r>
               <w:rPr>
                 <w:bCs/>
@@ -17879,28 +17929,7 @@
                 <w:szCs w:val="28"/>
                 <w:lang w:val="en-US"/>
               </w:rPr>
-              <w:t>, status: '</w:t>
-            </w:r>
-            <w:proofErr w:type="spellStart"/>
-            <w:r>
-              <w:rPr>
-                <w:bCs/>
-                <w:sz w:val="28"/>
-                <w:szCs w:val="28"/>
-                <w:lang w:val="en-US"/>
-              </w:rPr>
-              <w:t>completed'|'rejected</w:t>
-            </w:r>
-            <w:proofErr w:type="spellEnd"/>
-            <w:proofErr w:type="gramStart"/>
-            <w:r>
-              <w:rPr>
-                <w:bCs/>
-                <w:sz w:val="28"/>
-                <w:szCs w:val="28"/>
-                <w:lang w:val="en-US"/>
-              </w:rPr>
-              <w:t>' }</w:t>
+              <w:t xml:space="preserve"> }</w:t>
             </w:r>
             <w:proofErr w:type="gramEnd"/>
           </w:p>
@@ -17930,7 +17959,6 @@
                 <w:bCs/>
                 <w:sz w:val="28"/>
                 <w:szCs w:val="28"/>
-                <w:lang w:val="en-US"/>
               </w:rPr>
             </w:pPr>
             <w:r>
@@ -17996,15 +18024,16 @@
                 <w:sz w:val="28"/>
                 <w:szCs w:val="28"/>
               </w:rPr>
-              <w:t>.1.</w:t>
-            </w:r>
-            <w:r>
-              <w:rPr>
-                <w:bCs/>
-                <w:sz w:val="28"/>
-                <w:szCs w:val="28"/>
-              </w:rPr>
-              <w:t>19</w:t>
+              <w:t>.1.1</w:t>
+            </w:r>
+            <w:r>
+              <w:rPr>
+                <w:bCs/>
+                <w:sz w:val="28"/>
+                <w:szCs w:val="28"/>
+                <w:lang w:val="en-US"/>
+              </w:rPr>
+              <w:t>9</w:t>
             </w:r>
           </w:p>
         </w:tc>
@@ -18041,7 +18070,7 @@
                 <w:sz w:val="28"/>
                 <w:szCs w:val="28"/>
               </w:rPr>
-              <w:t>DELETE</w:t>
+              <w:t>PUT</w:t>
             </w:r>
           </w:p>
         </w:tc>
@@ -18064,6 +18093,7 @@
                 <w:bCs/>
                 <w:sz w:val="28"/>
                 <w:szCs w:val="28"/>
+                <w:lang w:val="en-US"/>
               </w:rPr>
             </w:pPr>
             <w:r>
@@ -18071,24 +18101,29 @@
                 <w:bCs/>
                 <w:sz w:val="28"/>
                 <w:szCs w:val="28"/>
+                <w:lang w:val="en-US"/>
               </w:rPr>
               <w:t>/</w:t>
             </w:r>
             <w:proofErr w:type="spellStart"/>
-            <w:r>
-              <w:rPr>
-                <w:bCs/>
-                <w:sz w:val="28"/>
-                <w:szCs w:val="28"/>
+            <w:proofErr w:type="gramStart"/>
+            <w:r>
+              <w:rPr>
+                <w:bCs/>
+                <w:sz w:val="28"/>
+                <w:szCs w:val="28"/>
+                <w:lang w:val="en-US"/>
               </w:rPr>
               <w:t>api</w:t>
             </w:r>
             <w:proofErr w:type="spellEnd"/>
-            <w:r>
-              <w:rPr>
-                <w:bCs/>
-                <w:sz w:val="28"/>
-                <w:szCs w:val="28"/>
+            <w:proofErr w:type="gramEnd"/>
+            <w:r>
+              <w:rPr>
+                <w:bCs/>
+                <w:sz w:val="28"/>
+                <w:szCs w:val="28"/>
+                <w:lang w:val="en-US"/>
               </w:rPr>
               <w:t>/</w:t>
             </w:r>
@@ -18098,6 +18133,7 @@
                 <w:bCs/>
                 <w:sz w:val="28"/>
                 <w:szCs w:val="28"/>
+                <w:lang w:val="en-US"/>
               </w:rPr>
               <w:t>pankreatitorders</w:t>
             </w:r>
@@ -18107,26 +18143,9 @@
                 <w:bCs/>
                 <w:sz w:val="28"/>
                 <w:szCs w:val="28"/>
-              </w:rPr>
-              <w:t>/{</w:t>
-            </w:r>
-            <w:proofErr w:type="spellStart"/>
-            <w:r>
-              <w:rPr>
-                <w:bCs/>
-                <w:sz w:val="28"/>
-                <w:szCs w:val="28"/>
-              </w:rPr>
-              <w:t>id</w:t>
-            </w:r>
-            <w:proofErr w:type="spellEnd"/>
-            <w:r>
-              <w:rPr>
-                <w:bCs/>
-                <w:sz w:val="28"/>
-                <w:szCs w:val="28"/>
-              </w:rPr>
-              <w:t>}</w:t>
+                <w:lang w:val="en-US"/>
+              </w:rPr>
+              <w:t>/{id}/set/{status}</w:t>
             </w:r>
           </w:p>
         </w:tc>
@@ -18163,43 +18182,23 @@
                 <w:sz w:val="28"/>
                 <w:szCs w:val="28"/>
               </w:rPr>
-              <w:t>Удалить черновик (</w:t>
-            </w:r>
-            <w:proofErr w:type="spellStart"/>
-            <w:r>
-              <w:rPr>
-                <w:bCs/>
-                <w:sz w:val="28"/>
-                <w:szCs w:val="28"/>
-              </w:rPr>
-              <w:t>soft</w:t>
-            </w:r>
-            <w:proofErr w:type="spellEnd"/>
-            <w:r>
-              <w:rPr>
-                <w:bCs/>
-                <w:sz w:val="28"/>
-                <w:szCs w:val="28"/>
-              </w:rPr>
-              <w:t xml:space="preserve"> </w:t>
-            </w:r>
-            <w:proofErr w:type="spellStart"/>
-            <w:r>
-              <w:rPr>
-                <w:bCs/>
-                <w:sz w:val="28"/>
-                <w:szCs w:val="28"/>
-              </w:rPr>
-              <w:t>delete</w:t>
-            </w:r>
-            <w:proofErr w:type="spellEnd"/>
-            <w:r>
-              <w:rPr>
-                <w:bCs/>
-                <w:sz w:val="28"/>
-                <w:szCs w:val="28"/>
-              </w:rPr>
-              <w:t xml:space="preserve"> по ТЗ). Доступно авторизованным.</w:t>
+              <w:t>Завершить/отклонить заявку (</w:t>
+            </w:r>
+            <w:r>
+              <w:rPr>
+                <w:bCs/>
+                <w:sz w:val="28"/>
+                <w:szCs w:val="28"/>
+              </w:rPr>
+              <w:t>врачом</w:t>
+            </w:r>
+            <w:r>
+              <w:rPr>
+                <w:bCs/>
+                <w:sz w:val="28"/>
+                <w:szCs w:val="28"/>
+              </w:rPr>
+              <w:t>).</w:t>
             </w:r>
           </w:p>
         </w:tc>
@@ -18281,6 +18280,36 @@
               <w:t xml:space="preserve">: </w:t>
             </w:r>
             <w:proofErr w:type="spellStart"/>
+            <w:r>
+              <w:rPr>
+                <w:bCs/>
+                <w:sz w:val="28"/>
+                <w:szCs w:val="28"/>
+                <w:lang w:val="en-US"/>
+              </w:rPr>
+              <w:t>uint</w:t>
+            </w:r>
+            <w:proofErr w:type="spellEnd"/>
+            <w:r>
+              <w:rPr>
+                <w:bCs/>
+                <w:sz w:val="28"/>
+                <w:szCs w:val="28"/>
+                <w:lang w:val="en-US"/>
+              </w:rPr>
+              <w:t>, status: '</w:t>
+            </w:r>
+            <w:proofErr w:type="spellStart"/>
+            <w:r>
+              <w:rPr>
+                <w:bCs/>
+                <w:sz w:val="28"/>
+                <w:szCs w:val="28"/>
+                <w:lang w:val="en-US"/>
+              </w:rPr>
+              <w:t>completed'|'rejected</w:t>
+            </w:r>
+            <w:proofErr w:type="spellEnd"/>
             <w:proofErr w:type="gramStart"/>
             <w:r>
               <w:rPr>
@@ -18289,17 +18318,7 @@
                 <w:szCs w:val="28"/>
                 <w:lang w:val="en-US"/>
               </w:rPr>
-              <w:t>uint</w:t>
-            </w:r>
-            <w:proofErr w:type="spellEnd"/>
-            <w:r>
-              <w:rPr>
-                <w:bCs/>
-                <w:sz w:val="28"/>
-                <w:szCs w:val="28"/>
-                <w:lang w:val="en-US"/>
-              </w:rPr>
-              <w:t xml:space="preserve"> }</w:t>
+              <w:t>' }</w:t>
             </w:r>
             <w:proofErr w:type="gramEnd"/>
           </w:p>
@@ -18835,15 +18854,7 @@
                 <w:sz w:val="28"/>
                 <w:szCs w:val="28"/>
               </w:rPr>
-              <w:t>2</w:t>
-            </w:r>
-            <w:r>
-              <w:rPr>
-                <w:bCs/>
-                <w:sz w:val="28"/>
-                <w:szCs w:val="28"/>
-              </w:rPr>
-              <w:t>1</w:t>
+              <w:t>21</w:t>
             </w:r>
           </w:p>
         </w:tc>
